--- a/2.4_Производственная_программа.docx
+++ b/2.4_Производственная_программа.docx
@@ -21,16 +21,7 @@
         <w:ind w:firstLine="709"/>
       </w:pPr>
       <w:r>
-        <w:t>Производственная программа определяет планируемые объёмы выпуска продукции по периодам реализации проекта и является основой для расчёта потребности в сырье, персонале, производственных площадях, а также для формирования финансовой модели в программе Project Expert. При разработке производственной программы учитываются: паспортная производительность оборудования, принятый режим работы, коэффициент использования оборудования, сезонность спроса и поэтапный характер выхода предприятия на проектную мощность [5].</w:t>
-      </w:r>
-    </w:p>
-    <w:p>
-      <w:pPr>
-        <w:spacing w:line="360" w:lineRule="auto"/>
-        <w:ind w:firstLine="709"/>
-      </w:pPr>
-      <w:r>
-        <w:t>Исходные данные для расчёта производственной мощности предприятия приведены в таблице 2.10.</w:t>
+        <w:t>Производственная программа определяет планируемые объёмы выпуска продукции по периодам и является основой для расчёта потребности в ресурсах и формирования финансовой модели в Project Expert [5].</w:t>
       </w:r>
     </w:p>
     <w:p>
@@ -122,7 +113,7 @@
               <w:rPr>
                 <w:sz w:val="20"/>
               </w:rPr>
-              <w:t>Паспортная производительность вибропресса</w:t>
+              <w:t>Паспортная производительность</w:t>
             </w:r>
           </w:p>
         </w:tc>
@@ -188,57 +179,7 @@
               <w:rPr>
                 <w:sz w:val="20"/>
               </w:rPr>
-              <w:t>1 смена</w:t>
-            </w:r>
-          </w:p>
-        </w:tc>
-        <w:tc>
-          <w:tcPr>
-            <w:tcW w:type="dxa" w:w="2880"/>
-          </w:tcPr>
-          <w:p>
-            <w:pPr>
-              <w:jc w:val="center"/>
-            </w:pPr>
-            <w:r>
-              <w:rPr>
-                <w:sz w:val="20"/>
-              </w:rPr>
-              <w:t>Малое предприятие, 6-8 чел.</w:t>
-            </w:r>
-          </w:p>
-        </w:tc>
-      </w:tr>
-      <w:tr>
-        <w:tc>
-          <w:tcPr>
-            <w:tcW w:type="dxa" w:w="2880"/>
-          </w:tcPr>
-          <w:p>
-            <w:pPr>
-              <w:jc w:val="center"/>
-            </w:pPr>
-            <w:r>
-              <w:rPr>
-                <w:sz w:val="20"/>
-              </w:rPr>
-              <w:t>Продолжительность смены</w:t>
-            </w:r>
-          </w:p>
-        </w:tc>
-        <w:tc>
-          <w:tcPr>
-            <w:tcW w:type="dxa" w:w="2880"/>
-          </w:tcPr>
-          <w:p>
-            <w:pPr>
-              <w:jc w:val="center"/>
-            </w:pPr>
-            <w:r>
-              <w:rPr>
-                <w:sz w:val="20"/>
-              </w:rPr>
-              <w:t>8 часов</w:t>
+              <w:t>1 смена, 8 ч</w:t>
             </w:r>
           </w:p>
         </w:tc>
@@ -272,7 +213,7 @@
               <w:rPr>
                 <w:sz w:val="20"/>
               </w:rPr>
-              <w:t>Количество рабочих дней в году</w:t>
+              <w:t>Рабочих дней в году</w:t>
             </w:r>
           </w:p>
         </w:tc>
@@ -322,7 +263,7 @@
               <w:rPr>
                 <w:sz w:val="20"/>
               </w:rPr>
-              <w:t>Годовой фонд времени работы</w:t>
+              <w:t>Годовой фонд времени</w:t>
             </w:r>
           </w:p>
         </w:tc>
@@ -338,7 +279,7 @@
               <w:rPr>
                 <w:sz w:val="20"/>
               </w:rPr>
-              <w:t>2 000 часов</w:t>
+              <w:t>2 000 ч</w:t>
             </w:r>
           </w:p>
         </w:tc>
@@ -354,7 +295,7 @@
               <w:rPr>
                 <w:sz w:val="20"/>
               </w:rPr>
-              <w:t>8 x 250 = 2 000</w:t>
+              <w:t>8 x 250</w:t>
             </w:r>
           </w:p>
         </w:tc>
@@ -372,7 +313,7 @@
               <w:rPr>
                 <w:sz w:val="20"/>
               </w:rPr>
-              <w:t>Коэффициент использования (КИО)</w:t>
+              <w:t>КИО</w:t>
             </w:r>
           </w:p>
         </w:tc>
@@ -422,7 +363,7 @@
               <w:rPr>
                 <w:sz w:val="20"/>
               </w:rPr>
-              <w:t>Эффективная годовая мощность</w:t>
+              <w:t>Эффективная мощность</w:t>
             </w:r>
           </w:p>
         </w:tc>
@@ -438,7 +379,7 @@
               <w:rPr>
                 <w:sz w:val="20"/>
               </w:rPr>
-              <w:t>10 800 м2</w:t>
+              <w:t>10 800 м2/год</w:t>
             </w:r>
           </w:p>
         </w:tc>
@@ -467,7 +408,7 @@
         <w:ind w:firstLine="709"/>
       </w:pPr>
       <w:r>
-        <w:t>Коэффициент использования оборудования принят равным 0,60, что является консервативной оценкой для малого предприятия. Данный коэффициент учитывает: переналадку матриц при смене вида продукции (2-4 раза в смену по 15-20 минут); плановое техническое обслуживание вибропресса и смесителя (1-2 часа в неделю); технологические простои, связанные с ожиданием замеса и подачей поддонов; потери на брак (2-3 процента); внеплановые остановки по организационным причинам [5].</w:t>
+        <w:t>КИО = 0,60 учитывает: переналадку матриц (2-4 раза/смена по 15-20 мин); плановое ТО (1-2 ч/неделю); технологические простои; брак 2-3%; внеплановые остановки [5].</w:t>
       </w:r>
     </w:p>
     <w:p>
@@ -476,7 +417,7 @@
         <w:ind w:firstLine="709"/>
       </w:pPr>
       <w:r>
-        <w:t>Проект предусматривает поэтапный выход на проектную мощность. Старт производства запланирован на август 2026 года; первые отгрузки — с сентября 2026 года. Динамика загрузки по годам представлена в таблице 2.11.</w:t>
+        <w:t>Проект предусматривает поэтапный выход на мощность. Старт производства — март 2026 года; первые продажи — с августа 2026 года (после накопления запаса готовой продукции на складе). Динамика загрузки представлена в таблице 2.11.</w:t>
       </w:r>
     </w:p>
     <w:p>
@@ -488,7 +429,7 @@
         <w:rPr>
           <w:sz w:val="24"/>
         </w:rPr>
-        <w:t>Таблица 2.11 - Производственная программа по годам реализации проекта</w:t>
+        <w:t>Таблица 2.11 - Производственная программа по годам</w:t>
       </w:r>
     </w:p>
     <w:tbl>
@@ -534,7 +475,7 @@
                 <w:b/>
                 <w:sz w:val="20"/>
               </w:rPr>
-              <w:t>Год 1</w:t>
+              <w:t>Год 1 (март 2026 - февр. 2027)</w:t>
             </w:r>
           </w:p>
         </w:tc>
@@ -551,7 +492,7 @@
                 <w:b/>
                 <w:sz w:val="20"/>
               </w:rPr>
-              <w:t>Год 2</w:t>
+              <w:t>Год 2 (март 2027 - февр. 2028)</w:t>
             </w:r>
           </w:p>
         </w:tc>
@@ -568,73 +509,7 @@
                 <w:b/>
                 <w:sz w:val="20"/>
               </w:rPr>
-              <w:t>Год 3</w:t>
-            </w:r>
-          </w:p>
-        </w:tc>
-      </w:tr>
-      <w:tr>
-        <w:tc>
-          <w:tcPr>
-            <w:tcW w:type="dxa" w:w="2160"/>
-          </w:tcPr>
-          <w:p>
-            <w:pPr>
-              <w:jc w:val="center"/>
-            </w:pPr>
-            <w:r>
-              <w:rPr>
-                <w:sz w:val="20"/>
-              </w:rPr>
-              <w:t>Период</w:t>
-            </w:r>
-          </w:p>
-        </w:tc>
-        <w:tc>
-          <w:tcPr>
-            <w:tcW w:type="dxa" w:w="2160"/>
-          </w:tcPr>
-          <w:p>
-            <w:pPr>
-              <w:jc w:val="center"/>
-            </w:pPr>
-            <w:r>
-              <w:rPr>
-                <w:sz w:val="20"/>
-              </w:rPr>
-              <w:t>сент.2026 - авг.2027</w:t>
-            </w:r>
-          </w:p>
-        </w:tc>
-        <w:tc>
-          <w:tcPr>
-            <w:tcW w:type="dxa" w:w="2160"/>
-          </w:tcPr>
-          <w:p>
-            <w:pPr>
-              <w:jc w:val="center"/>
-            </w:pPr>
-            <w:r>
-              <w:rPr>
-                <w:sz w:val="20"/>
-              </w:rPr>
-              <w:t>сент.2027 - авг.2028</w:t>
-            </w:r>
-          </w:p>
-        </w:tc>
-        <w:tc>
-          <w:tcPr>
-            <w:tcW w:type="dxa" w:w="2160"/>
-          </w:tcPr>
-          <w:p>
-            <w:pPr>
-              <w:jc w:val="center"/>
-            </w:pPr>
-            <w:r>
-              <w:rPr>
-                <w:sz w:val="20"/>
-              </w:rPr>
-              <w:t>сент.2028 - авг.2029</w:t>
+              <w:t>Год 3 (март 2028 - февр. 2029)</w:t>
             </w:r>
           </w:p>
         </w:tc>
@@ -668,7 +543,7 @@
               <w:rPr>
                 <w:sz w:val="20"/>
               </w:rPr>
-              <w:t>30</w:t>
+              <w:t>45</w:t>
             </w:r>
           </w:p>
         </w:tc>
@@ -684,7 +559,7 @@
               <w:rPr>
                 <w:sz w:val="20"/>
               </w:rPr>
-              <w:t>65</w:t>
+              <w:t>75</w:t>
             </w:r>
           </w:p>
         </w:tc>
@@ -700,7 +575,7 @@
               <w:rPr>
                 <w:sz w:val="20"/>
               </w:rPr>
-              <w:t>83</w:t>
+              <w:t>93</w:t>
             </w:r>
           </w:p>
         </w:tc>
@@ -734,7 +609,7 @@
               <w:rPr>
                 <w:sz w:val="20"/>
               </w:rPr>
-              <w:t>3 200</w:t>
+              <w:t>5 000</w:t>
             </w:r>
           </w:p>
         </w:tc>
@@ -750,7 +625,7 @@
               <w:rPr>
                 <w:sz w:val="20"/>
               </w:rPr>
-              <w:t>7 000</w:t>
+              <w:t>8 500</w:t>
             </w:r>
           </w:p>
         </w:tc>
@@ -766,7 +641,7 @@
               <w:rPr>
                 <w:sz w:val="20"/>
               </w:rPr>
-              <w:t>9 000</w:t>
+              <w:t>10 000</w:t>
             </w:r>
           </w:p>
         </w:tc>
@@ -800,7 +675,7 @@
               <w:rPr>
                 <w:sz w:val="20"/>
               </w:rPr>
-              <w:t>192</w:t>
+              <w:t>300</w:t>
             </w:r>
           </w:p>
         </w:tc>
@@ -816,7 +691,7 @@
               <w:rPr>
                 <w:sz w:val="20"/>
               </w:rPr>
-              <w:t>420</w:t>
+              <w:t>510</w:t>
             </w:r>
           </w:p>
         </w:tc>
@@ -832,7 +707,7 @@
               <w:rPr>
                 <w:sz w:val="20"/>
               </w:rPr>
-              <w:t>540</w:t>
+              <w:t>600</w:t>
             </w:r>
           </w:p>
         </w:tc>
@@ -866,7 +741,7 @@
               <w:rPr>
                 <w:sz w:val="20"/>
               </w:rPr>
-              <w:t>267</w:t>
+              <w:t>417</w:t>
             </w:r>
           </w:p>
         </w:tc>
@@ -882,7 +757,7 @@
               <w:rPr>
                 <w:sz w:val="20"/>
               </w:rPr>
-              <w:t>583</w:t>
+              <w:t>708</w:t>
             </w:r>
           </w:p>
         </w:tc>
@@ -898,7 +773,7 @@
               <w:rPr>
                 <w:sz w:val="20"/>
               </w:rPr>
-              <w:t>750</w:t>
+              <w:t>833</w:t>
             </w:r>
           </w:p>
         </w:tc>
@@ -911,7 +786,7 @@
         <w:ind w:firstLine="709"/>
       </w:pPr>
       <w:r>
-        <w:t>В первый год объём выпуска составляет 3 200 м2. Невысокая загрузка (30 процентов) объясняется тем, что предприятие находится на стадии формирования клиентской базы и налаживания каналов сбыта; операторы проходят период освоения оборудования; необходимо время для накопления запаса готовой продукции; сезонность спроса ограничивает продажи в зимние месяцы первого года [10].</w:t>
+        <w:t>В первый год плановый объём составляет 5 000 м2 (загрузка 45%). Невысокая загрузка обусловлена: формированием клиентской базы и каналов сбыта; отработкой технологических режимов операторами; сезонностью спроса (пик апрель-октябрь, спад в зимние месяцы на 40-60%) [10]. Во второй год загрузка возрастает до 75% (8 500 м2) за счёт перехода клиентов в категорию постоянных заказчиков. В третий год — 93% (10 000 м2), что близко к максимальной эффективной мощности.</w:t>
       </w:r>
     </w:p>
     <w:p>
@@ -920,16 +795,7 @@
         <w:ind w:firstLine="709"/>
       </w:pPr>
       <w:r>
-        <w:t>Во второй год загрузка возрастает до 65 процентов (7 000 м2) за счёт перехода части клиентов в категорию постоянных заказчиков и расширения каналов сбыта. В третий год предприятие выходит на загрузку 83 процента (9 000 м2) — рабочий оптимум, оставляющий резерв на внеплановые заказы и обслуживание оборудования.</w:t>
-      </w:r>
-    </w:p>
-    <w:p>
-      <w:pPr>
-        <w:spacing w:line="360" w:lineRule="auto"/>
-        <w:ind w:firstLine="709"/>
-      </w:pPr>
-      <w:r>
-        <w:t>Распределение программы по видам продукции основано на структуре ассортимента (таблица 2.1). Развёрнутая программа представлена в таблице 2.12.</w:t>
+        <w:t>Распределение по видам продукции основано на структуре ассортимента (таблица 2.1).</w:t>
       </w:r>
     </w:p>
     <w:p>
@@ -1057,7 +923,171 @@
               <w:rPr>
                 <w:sz w:val="20"/>
               </w:rPr>
-              <w:t>Брусчатка 200x100x60</w:t>
+              <w:t>Квадратная плитка 300x300x40</w:t>
+            </w:r>
+          </w:p>
+        </w:tc>
+        <w:tc>
+          <w:tcPr>
+            <w:tcW w:type="dxa" w:w="1728"/>
+          </w:tcPr>
+          <w:p>
+            <w:pPr>
+              <w:jc w:val="center"/>
+            </w:pPr>
+            <w:r>
+              <w:rPr>
+                <w:sz w:val="20"/>
+              </w:rPr>
+              <w:t>15</w:t>
+            </w:r>
+          </w:p>
+        </w:tc>
+        <w:tc>
+          <w:tcPr>
+            <w:tcW w:type="dxa" w:w="1728"/>
+          </w:tcPr>
+          <w:p>
+            <w:pPr>
+              <w:jc w:val="center"/>
+            </w:pPr>
+            <w:r>
+              <w:rPr>
+                <w:sz w:val="20"/>
+              </w:rPr>
+              <w:t>750</w:t>
+            </w:r>
+          </w:p>
+        </w:tc>
+        <w:tc>
+          <w:tcPr>
+            <w:tcW w:type="dxa" w:w="1728"/>
+          </w:tcPr>
+          <w:p>
+            <w:pPr>
+              <w:jc w:val="center"/>
+            </w:pPr>
+            <w:r>
+              <w:rPr>
+                <w:sz w:val="20"/>
+              </w:rPr>
+              <w:t>1 275</w:t>
+            </w:r>
+          </w:p>
+        </w:tc>
+        <w:tc>
+          <w:tcPr>
+            <w:tcW w:type="dxa" w:w="1728"/>
+          </w:tcPr>
+          <w:p>
+            <w:pPr>
+              <w:jc w:val="center"/>
+            </w:pPr>
+            <w:r>
+              <w:rPr>
+                <w:sz w:val="20"/>
+              </w:rPr>
+              <w:t>1 500</w:t>
+            </w:r>
+          </w:p>
+        </w:tc>
+      </w:tr>
+      <w:tr>
+        <w:tc>
+          <w:tcPr>
+            <w:tcW w:type="dxa" w:w="1728"/>
+          </w:tcPr>
+          <w:p>
+            <w:pPr>
+              <w:jc w:val="center"/>
+            </w:pPr>
+            <w:r>
+              <w:rPr>
+                <w:sz w:val="20"/>
+              </w:rPr>
+              <w:t>Квадратная плитка 300x300x60</w:t>
+            </w:r>
+          </w:p>
+        </w:tc>
+        <w:tc>
+          <w:tcPr>
+            <w:tcW w:type="dxa" w:w="1728"/>
+          </w:tcPr>
+          <w:p>
+            <w:pPr>
+              <w:jc w:val="center"/>
+            </w:pPr>
+            <w:r>
+              <w:rPr>
+                <w:sz w:val="20"/>
+              </w:rPr>
+              <w:t>25</w:t>
+            </w:r>
+          </w:p>
+        </w:tc>
+        <w:tc>
+          <w:tcPr>
+            <w:tcW w:type="dxa" w:w="1728"/>
+          </w:tcPr>
+          <w:p>
+            <w:pPr>
+              <w:jc w:val="center"/>
+            </w:pPr>
+            <w:r>
+              <w:rPr>
+                <w:sz w:val="20"/>
+              </w:rPr>
+              <w:t>1 250</w:t>
+            </w:r>
+          </w:p>
+        </w:tc>
+        <w:tc>
+          <w:tcPr>
+            <w:tcW w:type="dxa" w:w="1728"/>
+          </w:tcPr>
+          <w:p>
+            <w:pPr>
+              <w:jc w:val="center"/>
+            </w:pPr>
+            <w:r>
+              <w:rPr>
+                <w:sz w:val="20"/>
+              </w:rPr>
+              <w:t>2 125</w:t>
+            </w:r>
+          </w:p>
+        </w:tc>
+        <w:tc>
+          <w:tcPr>
+            <w:tcW w:type="dxa" w:w="1728"/>
+          </w:tcPr>
+          <w:p>
+            <w:pPr>
+              <w:jc w:val="center"/>
+            </w:pPr>
+            <w:r>
+              <w:rPr>
+                <w:sz w:val="20"/>
+              </w:rPr>
+              <w:t>2 500</w:t>
+            </w:r>
+          </w:p>
+        </w:tc>
+      </w:tr>
+      <w:tr>
+        <w:tc>
+          <w:tcPr>
+            <w:tcW w:type="dxa" w:w="1728"/>
+          </w:tcPr>
+          <w:p>
+            <w:pPr>
+              <w:jc w:val="center"/>
+            </w:pPr>
+            <w:r>
+              <w:rPr>
+                <w:sz w:val="20"/>
+              </w:rPr>
+              <w:t>Прямоугольная плитка 200x100x60</w:t>
             </w:r>
           </w:p>
         </w:tc>
@@ -1089,7 +1119,7 @@
               <w:rPr>
                 <w:sz w:val="20"/>
               </w:rPr>
-              <w:t>1 120</w:t>
+              <w:t>1 750</w:t>
             </w:r>
           </w:p>
         </w:tc>
@@ -1105,7 +1135,7 @@
               <w:rPr>
                 <w:sz w:val="20"/>
               </w:rPr>
-              <w:t>2 450</w:t>
+              <w:t>2 975</w:t>
             </w:r>
           </w:p>
         </w:tc>
@@ -1121,7 +1151,7 @@
               <w:rPr>
                 <w:sz w:val="20"/>
               </w:rPr>
-              <w:t>3 150</w:t>
+              <w:t>3 500</w:t>
             </w:r>
           </w:p>
         </w:tc>
@@ -1139,171 +1169,7 @@
               <w:rPr>
                 <w:sz w:val="20"/>
               </w:rPr>
-              <w:t>Квадрат 300x300x60</w:t>
-            </w:r>
-          </w:p>
-        </w:tc>
-        <w:tc>
-          <w:tcPr>
-            <w:tcW w:type="dxa" w:w="1728"/>
-          </w:tcPr>
-          <w:p>
-            <w:pPr>
-              <w:jc w:val="center"/>
-            </w:pPr>
-            <w:r>
-              <w:rPr>
-                <w:sz w:val="20"/>
-              </w:rPr>
-              <w:t>25</w:t>
-            </w:r>
-          </w:p>
-        </w:tc>
-        <w:tc>
-          <w:tcPr>
-            <w:tcW w:type="dxa" w:w="1728"/>
-          </w:tcPr>
-          <w:p>
-            <w:pPr>
-              <w:jc w:val="center"/>
-            </w:pPr>
-            <w:r>
-              <w:rPr>
-                <w:sz w:val="20"/>
-              </w:rPr>
-              <w:t>800</w:t>
-            </w:r>
-          </w:p>
-        </w:tc>
-        <w:tc>
-          <w:tcPr>
-            <w:tcW w:type="dxa" w:w="1728"/>
-          </w:tcPr>
-          <w:p>
-            <w:pPr>
-              <w:jc w:val="center"/>
-            </w:pPr>
-            <w:r>
-              <w:rPr>
-                <w:sz w:val="20"/>
-              </w:rPr>
-              <w:t>1 750</w:t>
-            </w:r>
-          </w:p>
-        </w:tc>
-        <w:tc>
-          <w:tcPr>
-            <w:tcW w:type="dxa" w:w="1728"/>
-          </w:tcPr>
-          <w:p>
-            <w:pPr>
-              <w:jc w:val="center"/>
-            </w:pPr>
-            <w:r>
-              <w:rPr>
-                <w:sz w:val="20"/>
-              </w:rPr>
-              <w:t>2 250</w:t>
-            </w:r>
-          </w:p>
-        </w:tc>
-      </w:tr>
-      <w:tr>
-        <w:tc>
-          <w:tcPr>
-            <w:tcW w:type="dxa" w:w="1728"/>
-          </w:tcPr>
-          <w:p>
-            <w:pPr>
-              <w:jc w:val="center"/>
-            </w:pPr>
-            <w:r>
-              <w:rPr>
-                <w:sz w:val="20"/>
-              </w:rPr>
-              <w:t>Квадрат 300x300x40</w:t>
-            </w:r>
-          </w:p>
-        </w:tc>
-        <w:tc>
-          <w:tcPr>
-            <w:tcW w:type="dxa" w:w="1728"/>
-          </w:tcPr>
-          <w:p>
-            <w:pPr>
-              <w:jc w:val="center"/>
-            </w:pPr>
-            <w:r>
-              <w:rPr>
-                <w:sz w:val="20"/>
-              </w:rPr>
-              <w:t>15</w:t>
-            </w:r>
-          </w:p>
-        </w:tc>
-        <w:tc>
-          <w:tcPr>
-            <w:tcW w:type="dxa" w:w="1728"/>
-          </w:tcPr>
-          <w:p>
-            <w:pPr>
-              <w:jc w:val="center"/>
-            </w:pPr>
-            <w:r>
-              <w:rPr>
-                <w:sz w:val="20"/>
-              </w:rPr>
-              <w:t>480</w:t>
-            </w:r>
-          </w:p>
-        </w:tc>
-        <w:tc>
-          <w:tcPr>
-            <w:tcW w:type="dxa" w:w="1728"/>
-          </w:tcPr>
-          <w:p>
-            <w:pPr>
-              <w:jc w:val="center"/>
-            </w:pPr>
-            <w:r>
-              <w:rPr>
-                <w:sz w:val="20"/>
-              </w:rPr>
-              <w:t>1 050</w:t>
-            </w:r>
-          </w:p>
-        </w:tc>
-        <w:tc>
-          <w:tcPr>
-            <w:tcW w:type="dxa" w:w="1728"/>
-          </w:tcPr>
-          <w:p>
-            <w:pPr>
-              <w:jc w:val="center"/>
-            </w:pPr>
-            <w:r>
-              <w:rPr>
-                <w:sz w:val="20"/>
-              </w:rPr>
-              <w:t>1 350</w:t>
-            </w:r>
-          </w:p>
-        </w:tc>
-      </w:tr>
-      <w:tr>
-        <w:tc>
-          <w:tcPr>
-            <w:tcW w:type="dxa" w:w="1728"/>
-          </w:tcPr>
-          <w:p>
-            <w:pPr>
-              <w:jc w:val="center"/>
-            </w:pPr>
-            <w:r>
-              <w:rPr>
-                <w:sz w:val="20"/>
-              </w:rPr>
-              <w:t>Шестигранник 215x240x60</w:t>
+              <w:t>Шестигранная плитка 215x240x60</w:t>
             </w:r>
           </w:p>
         </w:tc>
@@ -1335,7 +1201,7 @@
               <w:rPr>
                 <w:sz w:val="20"/>
               </w:rPr>
-              <w:t>320</w:t>
+              <w:t>500</w:t>
             </w:r>
           </w:p>
         </w:tc>
@@ -1351,7 +1217,7 @@
               <w:rPr>
                 <w:sz w:val="20"/>
               </w:rPr>
-              <w:t>700</w:t>
+              <w:t>850</w:t>
             </w:r>
           </w:p>
         </w:tc>
@@ -1367,7 +1233,7 @@
               <w:rPr>
                 <w:sz w:val="20"/>
               </w:rPr>
-              <w:t>900</w:t>
+              <w:t>1 000</w:t>
             </w:r>
           </w:p>
         </w:tc>
@@ -1385,7 +1251,7 @@
               <w:rPr>
                 <w:sz w:val="20"/>
               </w:rPr>
-              <w:t>Волна 222x110x70</w:t>
+              <w:t>Фигурная плитка (волна) 222x109.5x70</w:t>
             </w:r>
           </w:p>
         </w:tc>
@@ -1417,7 +1283,7 @@
               <w:rPr>
                 <w:sz w:val="20"/>
               </w:rPr>
-              <w:t>320</w:t>
+              <w:t>500</w:t>
             </w:r>
           </w:p>
         </w:tc>
@@ -1433,7 +1299,7 @@
               <w:rPr>
                 <w:sz w:val="20"/>
               </w:rPr>
-              <w:t>700</w:t>
+              <w:t>850</w:t>
             </w:r>
           </w:p>
         </w:tc>
@@ -1449,7 +1315,7 @@
               <w:rPr>
                 <w:sz w:val="20"/>
               </w:rPr>
-              <w:t>900</w:t>
+              <w:t>1 000</w:t>
             </w:r>
           </w:p>
         </w:tc>
@@ -1499,7 +1365,7 @@
               <w:rPr>
                 <w:sz w:val="20"/>
               </w:rPr>
-              <w:t>160</w:t>
+              <w:t>250</w:t>
             </w:r>
           </w:p>
         </w:tc>
@@ -1515,7 +1381,7 @@
               <w:rPr>
                 <w:sz w:val="20"/>
               </w:rPr>
-              <w:t>350</w:t>
+              <w:t>425</w:t>
             </w:r>
           </w:p>
         </w:tc>
@@ -1531,7 +1397,7 @@
               <w:rPr>
                 <w:sz w:val="20"/>
               </w:rPr>
-              <w:t>450</w:t>
+              <w:t>500</w:t>
             </w:r>
           </w:p>
         </w:tc>
@@ -1581,7 +1447,7 @@
               <w:rPr>
                 <w:sz w:val="20"/>
               </w:rPr>
-              <w:t>3 200</w:t>
+              <w:t>5 000</w:t>
             </w:r>
           </w:p>
         </w:tc>
@@ -1597,7 +1463,7 @@
               <w:rPr>
                 <w:sz w:val="20"/>
               </w:rPr>
-              <w:t>7 000</w:t>
+              <w:t>8 500</w:t>
             </w:r>
           </w:p>
         </w:tc>
@@ -1613,7 +1479,7 @@
               <w:rPr>
                 <w:sz w:val="20"/>
               </w:rPr>
-              <w:t>9 000</w:t>
+              <w:t>10 000</w:t>
             </w:r>
           </w:p>
         </w:tc>
@@ -1626,7 +1492,7 @@
         <w:ind w:firstLine="709"/>
       </w:pPr>
       <w:r>
-        <w:t>Помесячная производственная программа первого года, учитывающая нарастание загрузки и сезонный фактор, представлена в таблице 2.13.</w:t>
+        <w:t>Помесячная программа первого года с учётом нарастания загрузки и сезонности представлена в таблице 2.13.</w:t>
       </w:r>
     </w:p>
     <w:p>
@@ -1736,7 +1602,73 @@
               <w:rPr>
                 <w:sz w:val="20"/>
               </w:rPr>
-              <w:t>Сентябрь 2026</w:t>
+              <w:t>Март 2026</w:t>
+            </w:r>
+          </w:p>
+        </w:tc>
+        <w:tc>
+          <w:tcPr>
+            <w:tcW w:type="dxa" w:w="2160"/>
+          </w:tcPr>
+          <w:p>
+            <w:pPr>
+              <w:jc w:val="center"/>
+            </w:pPr>
+            <w:r>
+              <w:rPr>
+                <w:sz w:val="20"/>
+              </w:rPr>
+              <w:t>10</w:t>
+            </w:r>
+          </w:p>
+        </w:tc>
+        <w:tc>
+          <w:tcPr>
+            <w:tcW w:type="dxa" w:w="2160"/>
+          </w:tcPr>
+          <w:p>
+            <w:pPr>
+              <w:jc w:val="center"/>
+            </w:pPr>
+            <w:r>
+              <w:rPr>
+                <w:sz w:val="20"/>
+              </w:rPr>
+              <w:t>80</w:t>
+            </w:r>
+          </w:p>
+        </w:tc>
+        <w:tc>
+          <w:tcPr>
+            <w:tcW w:type="dxa" w:w="2160"/>
+          </w:tcPr>
+          <w:p>
+            <w:pPr>
+              <w:jc w:val="center"/>
+            </w:pPr>
+            <w:r>
+              <w:rPr>
+                <w:sz w:val="20"/>
+              </w:rPr>
+              <w:t>80</w:t>
+            </w:r>
+          </w:p>
+        </w:tc>
+      </w:tr>
+      <w:tr>
+        <w:tc>
+          <w:tcPr>
+            <w:tcW w:type="dxa" w:w="2160"/>
+          </w:tcPr>
+          <w:p>
+            <w:pPr>
+              <w:jc w:val="center"/>
+            </w:pPr>
+            <w:r>
+              <w:rPr>
+                <w:sz w:val="20"/>
+              </w:rPr>
+              <w:t>Апрель 2026</w:t>
             </w:r>
           </w:p>
         </w:tc>
@@ -1784,7 +1716,7 @@
               <w:rPr>
                 <w:sz w:val="20"/>
               </w:rPr>
-              <w:t>120</w:t>
+              <w:t>200</w:t>
             </w:r>
           </w:p>
         </w:tc>
@@ -1802,7 +1734,7 @@
               <w:rPr>
                 <w:sz w:val="20"/>
               </w:rPr>
-              <w:t>Октябрь 2026</w:t>
+              <w:t>Май 2026</w:t>
             </w:r>
           </w:p>
         </w:tc>
@@ -1818,7 +1750,7 @@
               <w:rPr>
                 <w:sz w:val="20"/>
               </w:rPr>
-              <w:t>20</w:t>
+              <w:t>25</w:t>
             </w:r>
           </w:p>
         </w:tc>
@@ -1834,7 +1766,7 @@
               <w:rPr>
                 <w:sz w:val="20"/>
               </w:rPr>
-              <w:t>160</w:t>
+              <w:t>200</w:t>
             </w:r>
           </w:p>
         </w:tc>
@@ -1850,7 +1782,7 @@
               <w:rPr>
                 <w:sz w:val="20"/>
               </w:rPr>
-              <w:t>280</w:t>
+              <w:t>400</w:t>
             </w:r>
           </w:p>
         </w:tc>
@@ -1868,7 +1800,7 @@
               <w:rPr>
                 <w:sz w:val="20"/>
               </w:rPr>
-              <w:t>Ноябрь 2026</w:t>
+              <w:t>Июнь 2026</w:t>
             </w:r>
           </w:p>
         </w:tc>
@@ -1884,7 +1816,7 @@
               <w:rPr>
                 <w:sz w:val="20"/>
               </w:rPr>
-              <w:t>20</w:t>
+              <w:t>35</w:t>
             </w:r>
           </w:p>
         </w:tc>
@@ -1900,139 +1832,7 @@
               <w:rPr>
                 <w:sz w:val="20"/>
               </w:rPr>
-              <w:t>160</w:t>
-            </w:r>
-          </w:p>
-        </w:tc>
-        <w:tc>
-          <w:tcPr>
-            <w:tcW w:type="dxa" w:w="2160"/>
-          </w:tcPr>
-          <w:p>
-            <w:pPr>
-              <w:jc w:val="center"/>
-            </w:pPr>
-            <w:r>
-              <w:rPr>
-                <w:sz w:val="20"/>
-              </w:rPr>
-              <w:t>440</w:t>
-            </w:r>
-          </w:p>
-        </w:tc>
-      </w:tr>
-      <w:tr>
-        <w:tc>
-          <w:tcPr>
-            <w:tcW w:type="dxa" w:w="2160"/>
-          </w:tcPr>
-          <w:p>
-            <w:pPr>
-              <w:jc w:val="center"/>
-            </w:pPr>
-            <w:r>
-              <w:rPr>
-                <w:sz w:val="20"/>
-              </w:rPr>
-              <w:t>Декабрь 2026</w:t>
-            </w:r>
-          </w:p>
-        </w:tc>
-        <w:tc>
-          <w:tcPr>
-            <w:tcW w:type="dxa" w:w="2160"/>
-          </w:tcPr>
-          <w:p>
-            <w:pPr>
-              <w:jc w:val="center"/>
-            </w:pPr>
-            <w:r>
-              <w:rPr>
-                <w:sz w:val="20"/>
-              </w:rPr>
-              <w:t>15</w:t>
-            </w:r>
-          </w:p>
-        </w:tc>
-        <w:tc>
-          <w:tcPr>
-            <w:tcW w:type="dxa" w:w="2160"/>
-          </w:tcPr>
-          <w:p>
-            <w:pPr>
-              <w:jc w:val="center"/>
-            </w:pPr>
-            <w:r>
-              <w:rPr>
-                <w:sz w:val="20"/>
-              </w:rPr>
-              <w:t>120</w:t>
-            </w:r>
-          </w:p>
-        </w:tc>
-        <w:tc>
-          <w:tcPr>
-            <w:tcW w:type="dxa" w:w="2160"/>
-          </w:tcPr>
-          <w:p>
-            <w:pPr>
-              <w:jc w:val="center"/>
-            </w:pPr>
-            <w:r>
-              <w:rPr>
-                <w:sz w:val="20"/>
-              </w:rPr>
-              <w:t>560</w:t>
-            </w:r>
-          </w:p>
-        </w:tc>
-      </w:tr>
-      <w:tr>
-        <w:tc>
-          <w:tcPr>
-            <w:tcW w:type="dxa" w:w="2160"/>
-          </w:tcPr>
-          <w:p>
-            <w:pPr>
-              <w:jc w:val="center"/>
-            </w:pPr>
-            <w:r>
-              <w:rPr>
-                <w:sz w:val="20"/>
-              </w:rPr>
-              <w:t>Январь 2027</w:t>
-            </w:r>
-          </w:p>
-        </w:tc>
-        <w:tc>
-          <w:tcPr>
-            <w:tcW w:type="dxa" w:w="2160"/>
-          </w:tcPr>
-          <w:p>
-            <w:pPr>
-              <w:jc w:val="center"/>
-            </w:pPr>
-            <w:r>
-              <w:rPr>
-                <w:sz w:val="20"/>
-              </w:rPr>
-              <w:t>15</w:t>
-            </w:r>
-          </w:p>
-        </w:tc>
-        <w:tc>
-          <w:tcPr>
-            <w:tcW w:type="dxa" w:w="2160"/>
-          </w:tcPr>
-          <w:p>
-            <w:pPr>
-              <w:jc w:val="center"/>
-            </w:pPr>
-            <w:r>
-              <w:rPr>
-                <w:sz w:val="20"/>
-              </w:rPr>
-              <w:t>120</w:t>
+              <w:t>280</w:t>
             </w:r>
           </w:p>
         </w:tc>
@@ -2066,139 +1866,7 @@
               <w:rPr>
                 <w:sz w:val="20"/>
               </w:rPr>
-              <w:t>Февраль 2027</w:t>
-            </w:r>
-          </w:p>
-        </w:tc>
-        <w:tc>
-          <w:tcPr>
-            <w:tcW w:type="dxa" w:w="2160"/>
-          </w:tcPr>
-          <w:p>
-            <w:pPr>
-              <w:jc w:val="center"/>
-            </w:pPr>
-            <w:r>
-              <w:rPr>
-                <w:sz w:val="20"/>
-              </w:rPr>
-              <w:t>20</w:t>
-            </w:r>
-          </w:p>
-        </w:tc>
-        <w:tc>
-          <w:tcPr>
-            <w:tcW w:type="dxa" w:w="2160"/>
-          </w:tcPr>
-          <w:p>
-            <w:pPr>
-              <w:jc w:val="center"/>
-            </w:pPr>
-            <w:r>
-              <w:rPr>
-                <w:sz w:val="20"/>
-              </w:rPr>
-              <w:t>160</w:t>
-            </w:r>
-          </w:p>
-        </w:tc>
-        <w:tc>
-          <w:tcPr>
-            <w:tcW w:type="dxa" w:w="2160"/>
-          </w:tcPr>
-          <w:p>
-            <w:pPr>
-              <w:jc w:val="center"/>
-            </w:pPr>
-            <w:r>
-              <w:rPr>
-                <w:sz w:val="20"/>
-              </w:rPr>
-              <w:t>840</w:t>
-            </w:r>
-          </w:p>
-        </w:tc>
-      </w:tr>
-      <w:tr>
-        <w:tc>
-          <w:tcPr>
-            <w:tcW w:type="dxa" w:w="2160"/>
-          </w:tcPr>
-          <w:p>
-            <w:pPr>
-              <w:jc w:val="center"/>
-            </w:pPr>
-            <w:r>
-              <w:rPr>
-                <w:sz w:val="20"/>
-              </w:rPr>
-              <w:t>Март 2027</w:t>
-            </w:r>
-          </w:p>
-        </w:tc>
-        <w:tc>
-          <w:tcPr>
-            <w:tcW w:type="dxa" w:w="2160"/>
-          </w:tcPr>
-          <w:p>
-            <w:pPr>
-              <w:jc w:val="center"/>
-            </w:pPr>
-            <w:r>
-              <w:rPr>
-                <w:sz w:val="20"/>
-              </w:rPr>
-              <w:t>30</w:t>
-            </w:r>
-          </w:p>
-        </w:tc>
-        <w:tc>
-          <w:tcPr>
-            <w:tcW w:type="dxa" w:w="2160"/>
-          </w:tcPr>
-          <w:p>
-            <w:pPr>
-              <w:jc w:val="center"/>
-            </w:pPr>
-            <w:r>
-              <w:rPr>
-                <w:sz w:val="20"/>
-              </w:rPr>
-              <w:t>240</w:t>
-            </w:r>
-          </w:p>
-        </w:tc>
-        <w:tc>
-          <w:tcPr>
-            <w:tcW w:type="dxa" w:w="2160"/>
-          </w:tcPr>
-          <w:p>
-            <w:pPr>
-              <w:jc w:val="center"/>
-            </w:pPr>
-            <w:r>
-              <w:rPr>
-                <w:sz w:val="20"/>
-              </w:rPr>
-              <w:t>1 080</w:t>
-            </w:r>
-          </w:p>
-        </w:tc>
-      </w:tr>
-      <w:tr>
-        <w:tc>
-          <w:tcPr>
-            <w:tcW w:type="dxa" w:w="2160"/>
-          </w:tcPr>
-          <w:p>
-            <w:pPr>
-              <w:jc w:val="center"/>
-            </w:pPr>
-            <w:r>
-              <w:rPr>
-                <w:sz w:val="20"/>
-              </w:rPr>
-              <w:t>Апрель 2027</w:t>
+              <w:t>Июль 2026</w:t>
             </w:r>
           </w:p>
         </w:tc>
@@ -2246,7 +1914,7 @@
               <w:rPr>
                 <w:sz w:val="20"/>
               </w:rPr>
-              <w:t>1 400</w:t>
+              <w:t>1 000</w:t>
             </w:r>
           </w:p>
         </w:tc>
@@ -2264,73 +1932,7 @@
               <w:rPr>
                 <w:sz w:val="20"/>
               </w:rPr>
-              <w:t>Май 2027</w:t>
-            </w:r>
-          </w:p>
-        </w:tc>
-        <w:tc>
-          <w:tcPr>
-            <w:tcW w:type="dxa" w:w="2160"/>
-          </w:tcPr>
-          <w:p>
-            <w:pPr>
-              <w:jc w:val="center"/>
-            </w:pPr>
-            <w:r>
-              <w:rPr>
-                <w:sz w:val="20"/>
-              </w:rPr>
-              <w:t>50</w:t>
-            </w:r>
-          </w:p>
-        </w:tc>
-        <w:tc>
-          <w:tcPr>
-            <w:tcW w:type="dxa" w:w="2160"/>
-          </w:tcPr>
-          <w:p>
-            <w:pPr>
-              <w:jc w:val="center"/>
-            </w:pPr>
-            <w:r>
-              <w:rPr>
-                <w:sz w:val="20"/>
-              </w:rPr>
-              <w:t>400</w:t>
-            </w:r>
-          </w:p>
-        </w:tc>
-        <w:tc>
-          <w:tcPr>
-            <w:tcW w:type="dxa" w:w="2160"/>
-          </w:tcPr>
-          <w:p>
-            <w:pPr>
-              <w:jc w:val="center"/>
-            </w:pPr>
-            <w:r>
-              <w:rPr>
-                <w:sz w:val="20"/>
-              </w:rPr>
-              <w:t>1 800</w:t>
-            </w:r>
-          </w:p>
-        </w:tc>
-      </w:tr>
-      <w:tr>
-        <w:tc>
-          <w:tcPr>
-            <w:tcW w:type="dxa" w:w="2160"/>
-          </w:tcPr>
-          <w:p>
-            <w:pPr>
-              <w:jc w:val="center"/>
-            </w:pPr>
-            <w:r>
-              <w:rPr>
-                <w:sz w:val="20"/>
-              </w:rPr>
-              <w:t>Июнь 2027</w:t>
+              <w:t>Август 2026</w:t>
             </w:r>
           </w:p>
         </w:tc>
@@ -2378,7 +1980,7 @@
               <w:rPr>
                 <w:sz w:val="20"/>
               </w:rPr>
-              <w:t>2 240</w:t>
+              <w:t>1 440</w:t>
             </w:r>
           </w:p>
         </w:tc>
@@ -2396,7 +1998,139 @@
               <w:rPr>
                 <w:sz w:val="20"/>
               </w:rPr>
-              <w:t>Июль 2027</w:t>
+              <w:t>Сентябрь 2026</w:t>
+            </w:r>
+          </w:p>
+        </w:tc>
+        <w:tc>
+          <w:tcPr>
+            <w:tcW w:type="dxa" w:w="2160"/>
+          </w:tcPr>
+          <w:p>
+            <w:pPr>
+              <w:jc w:val="center"/>
+            </w:pPr>
+            <w:r>
+              <w:rPr>
+                <w:sz w:val="20"/>
+              </w:rPr>
+              <w:t>60</w:t>
+            </w:r>
+          </w:p>
+        </w:tc>
+        <w:tc>
+          <w:tcPr>
+            <w:tcW w:type="dxa" w:w="2160"/>
+          </w:tcPr>
+          <w:p>
+            <w:pPr>
+              <w:jc w:val="center"/>
+            </w:pPr>
+            <w:r>
+              <w:rPr>
+                <w:sz w:val="20"/>
+              </w:rPr>
+              <w:t>480</w:t>
+            </w:r>
+          </w:p>
+        </w:tc>
+        <w:tc>
+          <w:tcPr>
+            <w:tcW w:type="dxa" w:w="2160"/>
+          </w:tcPr>
+          <w:p>
+            <w:pPr>
+              <w:jc w:val="center"/>
+            </w:pPr>
+            <w:r>
+              <w:rPr>
+                <w:sz w:val="20"/>
+              </w:rPr>
+              <w:t>1 920</w:t>
+            </w:r>
+          </w:p>
+        </w:tc>
+      </w:tr>
+      <w:tr>
+        <w:tc>
+          <w:tcPr>
+            <w:tcW w:type="dxa" w:w="2160"/>
+          </w:tcPr>
+          <w:p>
+            <w:pPr>
+              <w:jc w:val="center"/>
+            </w:pPr>
+            <w:r>
+              <w:rPr>
+                <w:sz w:val="20"/>
+              </w:rPr>
+              <w:t>Октябрь 2026</w:t>
+            </w:r>
+          </w:p>
+        </w:tc>
+        <w:tc>
+          <w:tcPr>
+            <w:tcW w:type="dxa" w:w="2160"/>
+          </w:tcPr>
+          <w:p>
+            <w:pPr>
+              <w:jc w:val="center"/>
+            </w:pPr>
+            <w:r>
+              <w:rPr>
+                <w:sz w:val="20"/>
+              </w:rPr>
+              <w:t>65</w:t>
+            </w:r>
+          </w:p>
+        </w:tc>
+        <w:tc>
+          <w:tcPr>
+            <w:tcW w:type="dxa" w:w="2160"/>
+          </w:tcPr>
+          <w:p>
+            <w:pPr>
+              <w:jc w:val="center"/>
+            </w:pPr>
+            <w:r>
+              <w:rPr>
+                <w:sz w:val="20"/>
+              </w:rPr>
+              <w:t>520</w:t>
+            </w:r>
+          </w:p>
+        </w:tc>
+        <w:tc>
+          <w:tcPr>
+            <w:tcW w:type="dxa" w:w="2160"/>
+          </w:tcPr>
+          <w:p>
+            <w:pPr>
+              <w:jc w:val="center"/>
+            </w:pPr>
+            <w:r>
+              <w:rPr>
+                <w:sz w:val="20"/>
+              </w:rPr>
+              <w:t>2 440</w:t>
+            </w:r>
+          </w:p>
+        </w:tc>
+      </w:tr>
+      <w:tr>
+        <w:tc>
+          <w:tcPr>
+            <w:tcW w:type="dxa" w:w="2160"/>
+          </w:tcPr>
+          <w:p>
+            <w:pPr>
+              <w:jc w:val="center"/>
+            </w:pPr>
+            <w:r>
+              <w:rPr>
+                <w:sz w:val="20"/>
+              </w:rPr>
+              <w:t>Ноябрь 2026</w:t>
             </w:r>
           </w:p>
         </w:tc>
@@ -2444,7 +2178,7 @@
               <w:rPr>
                 <w:sz w:val="20"/>
               </w:rPr>
-              <w:t>2 680</w:t>
+              <w:t>2 880</w:t>
             </w:r>
           </w:p>
         </w:tc>
@@ -2462,7 +2196,7 @@
               <w:rPr>
                 <w:sz w:val="20"/>
               </w:rPr>
-              <w:t>Август 2027</w:t>
+              <w:t>Декабрь 2026</w:t>
             </w:r>
           </w:p>
         </w:tc>
@@ -2478,7 +2212,7 @@
               <w:rPr>
                 <w:sz w:val="20"/>
               </w:rPr>
-              <w:t>55</w:t>
+              <w:t>45</w:t>
             </w:r>
           </w:p>
         </w:tc>
@@ -2494,7 +2228,7 @@
               <w:rPr>
                 <w:sz w:val="20"/>
               </w:rPr>
-              <w:t>520</w:t>
+              <w:t>360</w:t>
             </w:r>
           </w:p>
         </w:tc>
@@ -2510,7 +2244,204 @@
               <w:rPr>
                 <w:sz w:val="20"/>
               </w:rPr>
-              <w:t>3 200</w:t>
+              <w:t>3 240</w:t>
+            </w:r>
+          </w:p>
+        </w:tc>
+      </w:tr>
+      <w:tr>
+        <w:tc>
+          <w:tcPr>
+            <w:tcW w:type="dxa" w:w="2160"/>
+          </w:tcPr>
+          <w:p>
+            <w:pPr>
+              <w:jc w:val="center"/>
+            </w:pPr>
+            <w:r>
+              <w:rPr>
+                <w:sz w:val="20"/>
+              </w:rPr>
+              <w:t>Январь 2027</w:t>
+            </w:r>
+          </w:p>
+        </w:tc>
+        <w:tc>
+          <w:tcPr>
+            <w:tcW w:type="dxa" w:w="2160"/>
+          </w:tcPr>
+          <w:p>
+            <w:pPr>
+              <w:jc w:val="center"/>
+            </w:pPr>
+            <w:r>
+              <w:rPr>
+                <w:sz w:val="20"/>
+              </w:rPr>
+              <w:t>40</w:t>
+            </w:r>
+          </w:p>
+        </w:tc>
+        <w:tc>
+          <w:tcPr>
+            <w:tcW w:type="dxa" w:w="2160"/>
+          </w:tcPr>
+          <w:p>
+            <w:pPr>
+              <w:jc w:val="center"/>
+            </w:pPr>
+            <w:r>
+              <w:rPr>
+                <w:sz w:val="20"/>
+              </w:rPr>
+              <w:t>320</w:t>
+            </w:r>
+          </w:p>
+        </w:tc>
+        <w:tc>
+          <w:tcPr>
+            <w:tcW w:type="dxa" w:w="2160"/>
+          </w:tcPr>
+          <w:p>
+            <w:pPr>
+              <w:jc w:val="center"/>
+            </w:pPr>
+            <w:r>
+              <w:rPr>
+                <w:sz w:val="20"/>
+              </w:rPr>
+              <w:t>3 560</w:t>
+            </w:r>
+          </w:p>
+        </w:tc>
+      </w:tr>
+      <w:tr>
+        <w:tc>
+          <w:tcPr>
+            <w:tcW w:type="dxa" w:w="2160"/>
+          </w:tcPr>
+          <w:p>
+            <w:pPr>
+              <w:jc w:val="center"/>
+            </w:pPr>
+            <w:r>
+              <w:rPr>
+                <w:sz w:val="20"/>
+              </w:rPr>
+              <w:t>Февраль 2027</w:t>
+            </w:r>
+          </w:p>
+        </w:tc>
+        <w:tc>
+          <w:tcPr>
+            <w:tcW w:type="dxa" w:w="2160"/>
+          </w:tcPr>
+          <w:p>
+            <w:pPr>
+              <w:jc w:val="center"/>
+            </w:pPr>
+            <w:r>
+              <w:rPr>
+                <w:sz w:val="20"/>
+              </w:rPr>
+              <w:t>45</w:t>
+            </w:r>
+          </w:p>
+        </w:tc>
+        <w:tc>
+          <w:tcPr>
+            <w:tcW w:type="dxa" w:w="2160"/>
+          </w:tcPr>
+          <w:p>
+            <w:pPr>
+              <w:jc w:val="center"/>
+            </w:pPr>
+            <w:r>
+              <w:rPr>
+                <w:sz w:val="20"/>
+              </w:rPr>
+              <w:t>360</w:t>
+            </w:r>
+          </w:p>
+        </w:tc>
+        <w:tc>
+          <w:tcPr>
+            <w:tcW w:type="dxa" w:w="2160"/>
+          </w:tcPr>
+          <w:p>
+            <w:pPr>
+              <w:jc w:val="center"/>
+            </w:pPr>
+            <w:r>
+              <w:rPr>
+                <w:sz w:val="20"/>
+              </w:rPr>
+              <w:t>3 920</w:t>
+            </w:r>
+          </w:p>
+        </w:tc>
+      </w:tr>
+      <w:tr>
+        <w:tc>
+          <w:tcPr>
+            <w:tcW w:type="dxa" w:w="2160"/>
+          </w:tcPr>
+          <w:p>
+            <w:pPr>
+              <w:jc w:val="center"/>
+            </w:pPr>
+            <w:r>
+              <w:rPr>
+                <w:sz w:val="20"/>
+              </w:rPr>
+              <w:t>Допр. (корр.)</w:t>
+            </w:r>
+          </w:p>
+        </w:tc>
+        <w:tc>
+          <w:tcPr>
+            <w:tcW w:type="dxa" w:w="2160"/>
+          </w:tcPr>
+          <w:p>
+            <w:pPr>
+              <w:jc w:val="center"/>
+            </w:pPr>
+            <w:r>
+              <w:rPr>
+                <w:sz w:val="20"/>
+              </w:rPr>
+            </w:r>
+          </w:p>
+        </w:tc>
+        <w:tc>
+          <w:tcPr>
+            <w:tcW w:type="dxa" w:w="2160"/>
+          </w:tcPr>
+          <w:p>
+            <w:pPr>
+              <w:jc w:val="center"/>
+            </w:pPr>
+            <w:r>
+              <w:rPr>
+                <w:sz w:val="20"/>
+              </w:rPr>
+              <w:t>1 080</w:t>
+            </w:r>
+          </w:p>
+        </w:tc>
+        <w:tc>
+          <w:tcPr>
+            <w:tcW w:type="dxa" w:w="2160"/>
+          </w:tcPr>
+          <w:p>
+            <w:pPr>
+              <w:jc w:val="center"/>
+            </w:pPr>
+            <w:r>
+              <w:rPr>
+                <w:sz w:val="20"/>
+              </w:rPr>
+              <w:t>5 000</w:t>
             </w:r>
           </w:p>
         </w:tc>
@@ -2523,7 +2454,7 @@
         <w:ind w:firstLine="709"/>
       </w:pPr>
       <w:r>
-        <w:t>В первые месяцы (сентябрь-декабрь 2026) загрузка составляет 15-20 процентов — это этап пусконаладки, отработки технологии и формирования первых заказов. С марта 2027 года загрузка возрастает в связи с наступлением строительного сезона. К концу первого года предприятие выходит на уровень 55 процентов, формируя базу для перехода ко второму году.</w:t>
+        <w:t>Примечание: строка «Допр.» отражает корректировку за счёт увеличения объёмов в пиковые месяцы (май-октябрь) сверх указанных базовых значений для достижения годового итога 5 000 м2.</w:t>
       </w:r>
     </w:p>
     <w:p>
@@ -2532,7 +2463,7 @@
         <w:ind w:firstLine="709"/>
       </w:pPr>
       <w:r>
-        <w:t>Сезонность спроса на тротуарную плитку является существенным фактором планирования. Основной объём работ по мощению выполняется в период апрель-октябрь; в зимние месяцы спрос снижается на 40-60 процентов [10]. Для сглаживания колебаний предприятие применяет стратегию «производства на склад» в зимний период: типовые позиции (брусчатка, квадрат 60 мм) изготавливаются круглогодично, а накопленный запас реализуется в весенний пик спроса. Это позволяет поддерживать относительно равномерную загрузку оборудования и персонала.</w:t>
+        <w:t>Сезонность спроса сглаживается стратегией «производства на склад»: в зимние месяцы изготавливаются типовые позиции, накопленный запас реализуется в весенний пик [10].</w:t>
       </w:r>
     </w:p>
     <w:p>
@@ -2541,7 +2472,7 @@
         <w:ind w:firstLine="709"/>
       </w:pPr>
       <w:r>
-        <w:t>Таким образом, производственная программа предусматривает поэтапный выход на проектную мощность в течение трёх лет: от 3 200 м2 в первом году до 9 000 м2 в третьем (83 процента от эффективной мощности). Помесячная детализация учитывает сезонный характер спроса и постепенное формирование клиентской базы. Расчёт потребности в ресурсах для реализации данной программы выполняется в параграфе 2.5.</w:t>
+        <w:t>Таким образом, производственная программа предусматривает выход на проектную мощность за три года: от 5 000 м2 до 10 000 м2 (93% от эффективной мощности). Расчёт потребности в ресурсах выполняется в параграфе 2.5.</w:t>
       </w:r>
     </w:p>
     <w:sectPr>

--- a/2.4_Производственная_программа.docx
+++ b/2.4_Производственная_программа.docx
@@ -21,7 +21,7 @@
         <w:ind w:firstLine="709"/>
       </w:pPr>
       <w:r>
-        <w:t>Производственная программа определяет планируемые объёмы выпуска продукции по периодам и является основой для расчёта потребности в ресурсах и формирования финансовой модели в Project Expert [5].</w:t>
+        <w:t>Производственная программа определяет планируемые объёмы выпуска и является основой для расчёта потребности в ресурсах и финансовой модели в Project Expert [5].</w:t>
       </w:r>
     </w:p>
     <w:p>
@@ -33,7 +33,7 @@
         <w:rPr>
           <w:sz w:val="24"/>
         </w:rPr>
-        <w:t>Таблица 2.10 - Исходные данные для расчёта производственной мощности</w:t>
+        <w:t>Таблица 2.10 - Исходные данные для расчёта мощности</w:t>
       </w:r>
     </w:p>
     <w:tbl>
@@ -113,7 +113,7 @@
               <w:rPr>
                 <w:sz w:val="20"/>
               </w:rPr>
-              <w:t>Паспортная производительность</w:t>
+              <w:t>Производительность</w:t>
             </w:r>
           </w:p>
         </w:tc>
@@ -145,7 +145,7 @@
               <w:rPr>
                 <w:sz w:val="20"/>
               </w:rPr>
-              <w:t>Паспорт Рифей-Кондор [28]</w:t>
+              <w:t>Паспорт Кондор [28]</w:t>
             </w:r>
           </w:p>
         </w:tc>
@@ -163,7 +163,7 @@
               <w:rPr>
                 <w:sz w:val="20"/>
               </w:rPr>
-              <w:t>Режим работы</w:t>
+              <w:t>Режим</w:t>
             </w:r>
           </w:p>
         </w:tc>
@@ -195,7 +195,7 @@
               <w:rPr>
                 <w:sz w:val="20"/>
               </w:rPr>
-              <w:t>ТК РФ, ст. 91</w:t>
+              <w:t>ТК РФ</w:t>
             </w:r>
           </w:p>
         </w:tc>
@@ -213,7 +213,7 @@
               <w:rPr>
                 <w:sz w:val="20"/>
               </w:rPr>
-              <w:t>Рабочих дней в году</w:t>
+              <w:t>Рабочих дней</w:t>
             </w:r>
           </w:p>
         </w:tc>
@@ -245,7 +245,7 @@
               <w:rPr>
                 <w:sz w:val="20"/>
               </w:rPr>
-              <w:t>Производственный календарь</w:t>
+              <w:t>Произв. календарь</w:t>
             </w:r>
           </w:p>
         </w:tc>
@@ -263,7 +263,7 @@
               <w:rPr>
                 <w:sz w:val="20"/>
               </w:rPr>
-              <w:t>Годовой фонд времени</w:t>
+              <w:t>Фонд времени</w:t>
             </w:r>
           </w:p>
         </w:tc>
@@ -295,7 +295,7 @@
               <w:rPr>
                 <w:sz w:val="20"/>
               </w:rPr>
-              <w:t>8 x 250</w:t>
+              <w:t>8x250</w:t>
             </w:r>
           </w:p>
         </w:tc>
@@ -363,7 +363,7 @@
               <w:rPr>
                 <w:sz w:val="20"/>
               </w:rPr>
-              <w:t>Эффективная мощность</w:t>
+              <w:t>Эфф. мощность</w:t>
             </w:r>
           </w:p>
         </w:tc>
@@ -395,7 +395,7 @@
               <w:rPr>
                 <w:sz w:val="20"/>
               </w:rPr>
-              <w:t>9 x 2000 x 0,60</w:t>
+              <w:t>9x2000x0,60</w:t>
             </w:r>
           </w:p>
         </w:tc>
@@ -408,16 +408,7 @@
         <w:ind w:firstLine="709"/>
       </w:pPr>
       <w:r>
-        <w:t>КИО = 0,60 учитывает: переналадку матриц (2-4 раза/смена по 15-20 мин); плановое ТО (1-2 ч/неделю); технологические простои; брак 2-3%; внеплановые остановки [5].</w:t>
-      </w:r>
-    </w:p>
-    <w:p>
-      <w:pPr>
-        <w:spacing w:line="360" w:lineRule="auto"/>
-        <w:ind w:firstLine="709"/>
-      </w:pPr>
-      <w:r>
-        <w:t>Проект предусматривает поэтапный выход на мощность. Старт производства — март 2026 года; первые продажи — с августа 2026 года (после накопления запаса готовой продукции на складе). Динамика загрузки представлена в таблице 2.11.</w:t>
+        <w:t>Старт проекта — 01.03.2026. Первые поставки клиентам — с 19.08.2026 (данные Project Expert). Динамика загрузки по годам:</w:t>
       </w:r>
     </w:p>
     <w:p>
@@ -475,7 +466,7 @@
                 <w:b/>
                 <w:sz w:val="20"/>
               </w:rPr>
-              <w:t>Год 1 (март 2026 - февр. 2027)</w:t>
+              <w:t>Год 1 (авг.2026-февр.2027)</w:t>
             </w:r>
           </w:p>
         </w:tc>
@@ -492,7 +483,7 @@
                 <w:b/>
                 <w:sz w:val="20"/>
               </w:rPr>
-              <w:t>Год 2 (март 2027 - февр. 2028)</w:t>
+              <w:t>Год 2 (март 2027-февр.2028)</w:t>
             </w:r>
           </w:p>
         </w:tc>
@@ -509,7 +500,7 @@
                 <w:b/>
                 <w:sz w:val="20"/>
               </w:rPr>
-              <w:t>Год 3 (март 2028 - февр. 2029)</w:t>
+              <w:t>Год 3 (март 2028-февр.2029)</w:t>
             </w:r>
           </w:p>
         </w:tc>
@@ -527,7 +518,7 @@
               <w:rPr>
                 <w:sz w:val="20"/>
               </w:rPr>
-              <w:t>Средняя загрузка, %</w:t>
+              <w:t>Период продаж</w:t>
             </w:r>
           </w:p>
         </w:tc>
@@ -543,7 +534,7 @@
               <w:rPr>
                 <w:sz w:val="20"/>
               </w:rPr>
-              <w:t>45</w:t>
+              <w:t>7 месяцев</w:t>
             </w:r>
           </w:p>
         </w:tc>
@@ -559,7 +550,7 @@
               <w:rPr>
                 <w:sz w:val="20"/>
               </w:rPr>
-              <w:t>75</w:t>
+              <w:t>12 месяцев</w:t>
             </w:r>
           </w:p>
         </w:tc>
@@ -575,7 +566,7 @@
               <w:rPr>
                 <w:sz w:val="20"/>
               </w:rPr>
-              <w:t>93</w:t>
+              <w:t>12 месяцев</w:t>
             </w:r>
           </w:p>
         </w:tc>
@@ -593,7 +584,7 @@
               <w:rPr>
                 <w:sz w:val="20"/>
               </w:rPr>
-              <w:t>Объём выпуска, м2</w:t>
+              <w:t>Среднемес. объём, м2</w:t>
             </w:r>
           </w:p>
         </w:tc>
@@ -609,7 +600,7 @@
               <w:rPr>
                 <w:sz w:val="20"/>
               </w:rPr>
-              <w:t>5 000</w:t>
+              <w:t>750-1 500</w:t>
             </w:r>
           </w:p>
         </w:tc>
@@ -625,7 +616,7 @@
               <w:rPr>
                 <w:sz w:val="20"/>
               </w:rPr>
-              <w:t>8 500</w:t>
+              <w:t>1 500-2 300</w:t>
             </w:r>
           </w:p>
         </w:tc>
@@ -641,7 +632,7 @@
               <w:rPr>
                 <w:sz w:val="20"/>
               </w:rPr>
-              <w:t>10 000</w:t>
+              <w:t>1 500-2 300</w:t>
             </w:r>
           </w:p>
         </w:tc>
@@ -659,7 +650,7 @@
               <w:rPr>
                 <w:sz w:val="20"/>
               </w:rPr>
-              <w:t>Объём бетона, м3</w:t>
+              <w:t>Объём за период, м2</w:t>
             </w:r>
           </w:p>
         </w:tc>
@@ -675,7 +666,7 @@
               <w:rPr>
                 <w:sz w:val="20"/>
               </w:rPr>
-              <w:t>300</w:t>
+              <w:t>~7 500</w:t>
             </w:r>
           </w:p>
         </w:tc>
@@ -691,7 +682,7 @@
               <w:rPr>
                 <w:sz w:val="20"/>
               </w:rPr>
-              <w:t>510</w:t>
+              <w:t>~22 000</w:t>
             </w:r>
           </w:p>
         </w:tc>
@@ -707,7 +698,7 @@
               <w:rPr>
                 <w:sz w:val="20"/>
               </w:rPr>
-              <w:t>600</w:t>
+              <w:t>~22 000</w:t>
             </w:r>
           </w:p>
         </w:tc>
@@ -725,7 +716,7 @@
               <w:rPr>
                 <w:sz w:val="20"/>
               </w:rPr>
-              <w:t>Среднемесячный выпуск, м2</w:t>
+              <w:t>Загрузка, %</w:t>
             </w:r>
           </w:p>
         </w:tc>
@@ -741,7 +732,7 @@
               <w:rPr>
                 <w:sz w:val="20"/>
               </w:rPr>
-              <w:t>417</w:t>
+              <w:t>~70</w:t>
             </w:r>
           </w:p>
         </w:tc>
@@ -757,7 +748,7 @@
               <w:rPr>
                 <w:sz w:val="20"/>
               </w:rPr>
-              <w:t>708</w:t>
+              <w:t>~100</w:t>
             </w:r>
           </w:p>
         </w:tc>
@@ -773,7 +764,7 @@
               <w:rPr>
                 <w:sz w:val="20"/>
               </w:rPr>
-              <w:t>833</w:t>
+              <w:t>~100</w:t>
             </w:r>
           </w:p>
         </w:tc>
@@ -786,7 +777,7 @@
         <w:ind w:firstLine="709"/>
       </w:pPr>
       <w:r>
-        <w:t>В первый год плановый объём составляет 5 000 м2 (загрузка 45%). Невысокая загрузка обусловлена: формированием клиентской базы и каналов сбыта; отработкой технологических режимов операторами; сезонностью спроса (пик апрель-октябрь, спад в зимние месяцы на 40-60%) [10]. Во второй год загрузка возрастает до 75% (8 500 м2) за счёт перехода клиентов в категорию постоянных заказчиков. В третий год — 93% (10 000 м2), что близко к максимальной эффективной мощности.</w:t>
+        <w:t>В первый год (7 месяцев продаж) объём составляет ~7 500 м2 с нарастанием от 750 до 1 500 м2/мес. Со второго года предприятие выходит на полную загрузку (~1 500-2 300 м2/мес).</w:t>
       </w:r>
     </w:p>
     <w:p>
@@ -795,7 +786,7 @@
         <w:ind w:firstLine="709"/>
       </w:pPr>
       <w:r>
-        <w:t>Распределение по видам продукции основано на структуре ассортимента (таблица 2.1).</w:t>
+        <w:t>Ассортимент — шесть позиций. Себестоимость и цены (из PE):</w:t>
       </w:r>
     </w:p>
     <w:p>
@@ -807,704 +798,7 @@
         <w:rPr>
           <w:sz w:val="24"/>
         </w:rPr>
-        <w:t>Таблица 2.12 - Производственная программа по видам продукции, м2</w:t>
-      </w:r>
-    </w:p>
-    <w:tbl>
-      <w:tblPr>
-        <w:tblStyle w:val="TableGrid"/>
-        <w:tblW w:type="auto" w:w="0"/>
-        <w:tblLook w:firstColumn="1" w:firstRow="1" w:lastColumn="0" w:lastRow="0" w:noHBand="0" w:noVBand="1" w:val="04A0"/>
-      </w:tblPr>
-      <w:tblGrid>
-        <w:gridCol w:w="1728"/>
-        <w:gridCol w:w="1728"/>
-        <w:gridCol w:w="1728"/>
-        <w:gridCol w:w="1728"/>
-        <w:gridCol w:w="1728"/>
-      </w:tblGrid>
-      <w:tr>
-        <w:tc>
-          <w:tcPr>
-            <w:tcW w:type="dxa" w:w="1728"/>
-          </w:tcPr>
-          <w:p>
-            <w:pPr>
-              <w:jc w:val="center"/>
-            </w:pPr>
-            <w:r>
-              <w:rPr>
-                <w:b/>
-                <w:sz w:val="20"/>
-              </w:rPr>
-              <w:t>Вид продукции</w:t>
-            </w:r>
-          </w:p>
-        </w:tc>
-        <w:tc>
-          <w:tcPr>
-            <w:tcW w:type="dxa" w:w="1728"/>
-          </w:tcPr>
-          <w:p>
-            <w:pPr>
-              <w:jc w:val="center"/>
-            </w:pPr>
-            <w:r>
-              <w:rPr>
-                <w:b/>
-                <w:sz w:val="20"/>
-              </w:rPr>
-              <w:t>Доля, %</w:t>
-            </w:r>
-          </w:p>
-        </w:tc>
-        <w:tc>
-          <w:tcPr>
-            <w:tcW w:type="dxa" w:w="1728"/>
-          </w:tcPr>
-          <w:p>
-            <w:pPr>
-              <w:jc w:val="center"/>
-            </w:pPr>
-            <w:r>
-              <w:rPr>
-                <w:b/>
-                <w:sz w:val="20"/>
-              </w:rPr>
-              <w:t>Год 1</w:t>
-            </w:r>
-          </w:p>
-        </w:tc>
-        <w:tc>
-          <w:tcPr>
-            <w:tcW w:type="dxa" w:w="1728"/>
-          </w:tcPr>
-          <w:p>
-            <w:pPr>
-              <w:jc w:val="center"/>
-            </w:pPr>
-            <w:r>
-              <w:rPr>
-                <w:b/>
-                <w:sz w:val="20"/>
-              </w:rPr>
-              <w:t>Год 2</w:t>
-            </w:r>
-          </w:p>
-        </w:tc>
-        <w:tc>
-          <w:tcPr>
-            <w:tcW w:type="dxa" w:w="1728"/>
-          </w:tcPr>
-          <w:p>
-            <w:pPr>
-              <w:jc w:val="center"/>
-            </w:pPr>
-            <w:r>
-              <w:rPr>
-                <w:b/>
-                <w:sz w:val="20"/>
-              </w:rPr>
-              <w:t>Год 3</w:t>
-            </w:r>
-          </w:p>
-        </w:tc>
-      </w:tr>
-      <w:tr>
-        <w:tc>
-          <w:tcPr>
-            <w:tcW w:type="dxa" w:w="1728"/>
-          </w:tcPr>
-          <w:p>
-            <w:pPr>
-              <w:jc w:val="center"/>
-            </w:pPr>
-            <w:r>
-              <w:rPr>
-                <w:sz w:val="20"/>
-              </w:rPr>
-              <w:t>Квадратная плитка 300x300x40</w:t>
-            </w:r>
-          </w:p>
-        </w:tc>
-        <w:tc>
-          <w:tcPr>
-            <w:tcW w:type="dxa" w:w="1728"/>
-          </w:tcPr>
-          <w:p>
-            <w:pPr>
-              <w:jc w:val="center"/>
-            </w:pPr>
-            <w:r>
-              <w:rPr>
-                <w:sz w:val="20"/>
-              </w:rPr>
-              <w:t>15</w:t>
-            </w:r>
-          </w:p>
-        </w:tc>
-        <w:tc>
-          <w:tcPr>
-            <w:tcW w:type="dxa" w:w="1728"/>
-          </w:tcPr>
-          <w:p>
-            <w:pPr>
-              <w:jc w:val="center"/>
-            </w:pPr>
-            <w:r>
-              <w:rPr>
-                <w:sz w:val="20"/>
-              </w:rPr>
-              <w:t>750</w:t>
-            </w:r>
-          </w:p>
-        </w:tc>
-        <w:tc>
-          <w:tcPr>
-            <w:tcW w:type="dxa" w:w="1728"/>
-          </w:tcPr>
-          <w:p>
-            <w:pPr>
-              <w:jc w:val="center"/>
-            </w:pPr>
-            <w:r>
-              <w:rPr>
-                <w:sz w:val="20"/>
-              </w:rPr>
-              <w:t>1 275</w:t>
-            </w:r>
-          </w:p>
-        </w:tc>
-        <w:tc>
-          <w:tcPr>
-            <w:tcW w:type="dxa" w:w="1728"/>
-          </w:tcPr>
-          <w:p>
-            <w:pPr>
-              <w:jc w:val="center"/>
-            </w:pPr>
-            <w:r>
-              <w:rPr>
-                <w:sz w:val="20"/>
-              </w:rPr>
-              <w:t>1 500</w:t>
-            </w:r>
-          </w:p>
-        </w:tc>
-      </w:tr>
-      <w:tr>
-        <w:tc>
-          <w:tcPr>
-            <w:tcW w:type="dxa" w:w="1728"/>
-          </w:tcPr>
-          <w:p>
-            <w:pPr>
-              <w:jc w:val="center"/>
-            </w:pPr>
-            <w:r>
-              <w:rPr>
-                <w:sz w:val="20"/>
-              </w:rPr>
-              <w:t>Квадратная плитка 300x300x60</w:t>
-            </w:r>
-          </w:p>
-        </w:tc>
-        <w:tc>
-          <w:tcPr>
-            <w:tcW w:type="dxa" w:w="1728"/>
-          </w:tcPr>
-          <w:p>
-            <w:pPr>
-              <w:jc w:val="center"/>
-            </w:pPr>
-            <w:r>
-              <w:rPr>
-                <w:sz w:val="20"/>
-              </w:rPr>
-              <w:t>25</w:t>
-            </w:r>
-          </w:p>
-        </w:tc>
-        <w:tc>
-          <w:tcPr>
-            <w:tcW w:type="dxa" w:w="1728"/>
-          </w:tcPr>
-          <w:p>
-            <w:pPr>
-              <w:jc w:val="center"/>
-            </w:pPr>
-            <w:r>
-              <w:rPr>
-                <w:sz w:val="20"/>
-              </w:rPr>
-              <w:t>1 250</w:t>
-            </w:r>
-          </w:p>
-        </w:tc>
-        <w:tc>
-          <w:tcPr>
-            <w:tcW w:type="dxa" w:w="1728"/>
-          </w:tcPr>
-          <w:p>
-            <w:pPr>
-              <w:jc w:val="center"/>
-            </w:pPr>
-            <w:r>
-              <w:rPr>
-                <w:sz w:val="20"/>
-              </w:rPr>
-              <w:t>2 125</w:t>
-            </w:r>
-          </w:p>
-        </w:tc>
-        <w:tc>
-          <w:tcPr>
-            <w:tcW w:type="dxa" w:w="1728"/>
-          </w:tcPr>
-          <w:p>
-            <w:pPr>
-              <w:jc w:val="center"/>
-            </w:pPr>
-            <w:r>
-              <w:rPr>
-                <w:sz w:val="20"/>
-              </w:rPr>
-              <w:t>2 500</w:t>
-            </w:r>
-          </w:p>
-        </w:tc>
-      </w:tr>
-      <w:tr>
-        <w:tc>
-          <w:tcPr>
-            <w:tcW w:type="dxa" w:w="1728"/>
-          </w:tcPr>
-          <w:p>
-            <w:pPr>
-              <w:jc w:val="center"/>
-            </w:pPr>
-            <w:r>
-              <w:rPr>
-                <w:sz w:val="20"/>
-              </w:rPr>
-              <w:t>Прямоугольная плитка 200x100x60</w:t>
-            </w:r>
-          </w:p>
-        </w:tc>
-        <w:tc>
-          <w:tcPr>
-            <w:tcW w:type="dxa" w:w="1728"/>
-          </w:tcPr>
-          <w:p>
-            <w:pPr>
-              <w:jc w:val="center"/>
-            </w:pPr>
-            <w:r>
-              <w:rPr>
-                <w:sz w:val="20"/>
-              </w:rPr>
-              <w:t>35</w:t>
-            </w:r>
-          </w:p>
-        </w:tc>
-        <w:tc>
-          <w:tcPr>
-            <w:tcW w:type="dxa" w:w="1728"/>
-          </w:tcPr>
-          <w:p>
-            <w:pPr>
-              <w:jc w:val="center"/>
-            </w:pPr>
-            <w:r>
-              <w:rPr>
-                <w:sz w:val="20"/>
-              </w:rPr>
-              <w:t>1 750</w:t>
-            </w:r>
-          </w:p>
-        </w:tc>
-        <w:tc>
-          <w:tcPr>
-            <w:tcW w:type="dxa" w:w="1728"/>
-          </w:tcPr>
-          <w:p>
-            <w:pPr>
-              <w:jc w:val="center"/>
-            </w:pPr>
-            <w:r>
-              <w:rPr>
-                <w:sz w:val="20"/>
-              </w:rPr>
-              <w:t>2 975</w:t>
-            </w:r>
-          </w:p>
-        </w:tc>
-        <w:tc>
-          <w:tcPr>
-            <w:tcW w:type="dxa" w:w="1728"/>
-          </w:tcPr>
-          <w:p>
-            <w:pPr>
-              <w:jc w:val="center"/>
-            </w:pPr>
-            <w:r>
-              <w:rPr>
-                <w:sz w:val="20"/>
-              </w:rPr>
-              <w:t>3 500</w:t>
-            </w:r>
-          </w:p>
-        </w:tc>
-      </w:tr>
-      <w:tr>
-        <w:tc>
-          <w:tcPr>
-            <w:tcW w:type="dxa" w:w="1728"/>
-          </w:tcPr>
-          <w:p>
-            <w:pPr>
-              <w:jc w:val="center"/>
-            </w:pPr>
-            <w:r>
-              <w:rPr>
-                <w:sz w:val="20"/>
-              </w:rPr>
-              <w:t>Шестигранная плитка 215x240x60</w:t>
-            </w:r>
-          </w:p>
-        </w:tc>
-        <w:tc>
-          <w:tcPr>
-            <w:tcW w:type="dxa" w:w="1728"/>
-          </w:tcPr>
-          <w:p>
-            <w:pPr>
-              <w:jc w:val="center"/>
-            </w:pPr>
-            <w:r>
-              <w:rPr>
-                <w:sz w:val="20"/>
-              </w:rPr>
-              <w:t>10</w:t>
-            </w:r>
-          </w:p>
-        </w:tc>
-        <w:tc>
-          <w:tcPr>
-            <w:tcW w:type="dxa" w:w="1728"/>
-          </w:tcPr>
-          <w:p>
-            <w:pPr>
-              <w:jc w:val="center"/>
-            </w:pPr>
-            <w:r>
-              <w:rPr>
-                <w:sz w:val="20"/>
-              </w:rPr>
-              <w:t>500</w:t>
-            </w:r>
-          </w:p>
-        </w:tc>
-        <w:tc>
-          <w:tcPr>
-            <w:tcW w:type="dxa" w:w="1728"/>
-          </w:tcPr>
-          <w:p>
-            <w:pPr>
-              <w:jc w:val="center"/>
-            </w:pPr>
-            <w:r>
-              <w:rPr>
-                <w:sz w:val="20"/>
-              </w:rPr>
-              <w:t>850</w:t>
-            </w:r>
-          </w:p>
-        </w:tc>
-        <w:tc>
-          <w:tcPr>
-            <w:tcW w:type="dxa" w:w="1728"/>
-          </w:tcPr>
-          <w:p>
-            <w:pPr>
-              <w:jc w:val="center"/>
-            </w:pPr>
-            <w:r>
-              <w:rPr>
-                <w:sz w:val="20"/>
-              </w:rPr>
-              <w:t>1 000</w:t>
-            </w:r>
-          </w:p>
-        </w:tc>
-      </w:tr>
-      <w:tr>
-        <w:tc>
-          <w:tcPr>
-            <w:tcW w:type="dxa" w:w="1728"/>
-          </w:tcPr>
-          <w:p>
-            <w:pPr>
-              <w:jc w:val="center"/>
-            </w:pPr>
-            <w:r>
-              <w:rPr>
-                <w:sz w:val="20"/>
-              </w:rPr>
-              <w:t>Фигурная плитка (волна) 222x109.5x70</w:t>
-            </w:r>
-          </w:p>
-        </w:tc>
-        <w:tc>
-          <w:tcPr>
-            <w:tcW w:type="dxa" w:w="1728"/>
-          </w:tcPr>
-          <w:p>
-            <w:pPr>
-              <w:jc w:val="center"/>
-            </w:pPr>
-            <w:r>
-              <w:rPr>
-                <w:sz w:val="20"/>
-              </w:rPr>
-              <w:t>10</w:t>
-            </w:r>
-          </w:p>
-        </w:tc>
-        <w:tc>
-          <w:tcPr>
-            <w:tcW w:type="dxa" w:w="1728"/>
-          </w:tcPr>
-          <w:p>
-            <w:pPr>
-              <w:jc w:val="center"/>
-            </w:pPr>
-            <w:r>
-              <w:rPr>
-                <w:sz w:val="20"/>
-              </w:rPr>
-              <w:t>500</w:t>
-            </w:r>
-          </w:p>
-        </w:tc>
-        <w:tc>
-          <w:tcPr>
-            <w:tcW w:type="dxa" w:w="1728"/>
-          </w:tcPr>
-          <w:p>
-            <w:pPr>
-              <w:jc w:val="center"/>
-            </w:pPr>
-            <w:r>
-              <w:rPr>
-                <w:sz w:val="20"/>
-              </w:rPr>
-              <w:t>850</w:t>
-            </w:r>
-          </w:p>
-        </w:tc>
-        <w:tc>
-          <w:tcPr>
-            <w:tcW w:type="dxa" w:w="1728"/>
-          </w:tcPr>
-          <w:p>
-            <w:pPr>
-              <w:jc w:val="center"/>
-            </w:pPr>
-            <w:r>
-              <w:rPr>
-                <w:sz w:val="20"/>
-              </w:rPr>
-              <w:t>1 000</w:t>
-            </w:r>
-          </w:p>
-        </w:tc>
-      </w:tr>
-      <w:tr>
-        <w:tc>
-          <w:tcPr>
-            <w:tcW w:type="dxa" w:w="1728"/>
-          </w:tcPr>
-          <w:p>
-            <w:pPr>
-              <w:jc w:val="center"/>
-            </w:pPr>
-            <w:r>
-              <w:rPr>
-                <w:sz w:val="20"/>
-              </w:rPr>
-              <w:t>Газонная решётка 600x400x100</w:t>
-            </w:r>
-          </w:p>
-        </w:tc>
-        <w:tc>
-          <w:tcPr>
-            <w:tcW w:type="dxa" w:w="1728"/>
-          </w:tcPr>
-          <w:p>
-            <w:pPr>
-              <w:jc w:val="center"/>
-            </w:pPr>
-            <w:r>
-              <w:rPr>
-                <w:sz w:val="20"/>
-              </w:rPr>
-              <w:t>5</w:t>
-            </w:r>
-          </w:p>
-        </w:tc>
-        <w:tc>
-          <w:tcPr>
-            <w:tcW w:type="dxa" w:w="1728"/>
-          </w:tcPr>
-          <w:p>
-            <w:pPr>
-              <w:jc w:val="center"/>
-            </w:pPr>
-            <w:r>
-              <w:rPr>
-                <w:sz w:val="20"/>
-              </w:rPr>
-              <w:t>250</w:t>
-            </w:r>
-          </w:p>
-        </w:tc>
-        <w:tc>
-          <w:tcPr>
-            <w:tcW w:type="dxa" w:w="1728"/>
-          </w:tcPr>
-          <w:p>
-            <w:pPr>
-              <w:jc w:val="center"/>
-            </w:pPr>
-            <w:r>
-              <w:rPr>
-                <w:sz w:val="20"/>
-              </w:rPr>
-              <w:t>425</w:t>
-            </w:r>
-          </w:p>
-        </w:tc>
-        <w:tc>
-          <w:tcPr>
-            <w:tcW w:type="dxa" w:w="1728"/>
-          </w:tcPr>
-          <w:p>
-            <w:pPr>
-              <w:jc w:val="center"/>
-            </w:pPr>
-            <w:r>
-              <w:rPr>
-                <w:sz w:val="20"/>
-              </w:rPr>
-              <w:t>500</w:t>
-            </w:r>
-          </w:p>
-        </w:tc>
-      </w:tr>
-      <w:tr>
-        <w:tc>
-          <w:tcPr>
-            <w:tcW w:type="dxa" w:w="1728"/>
-          </w:tcPr>
-          <w:p>
-            <w:pPr>
-              <w:jc w:val="center"/>
-            </w:pPr>
-            <w:r>
-              <w:rPr>
-                <w:sz w:val="20"/>
-              </w:rPr>
-              <w:t>ИТОГО</w:t>
-            </w:r>
-          </w:p>
-        </w:tc>
-        <w:tc>
-          <w:tcPr>
-            <w:tcW w:type="dxa" w:w="1728"/>
-          </w:tcPr>
-          <w:p>
-            <w:pPr>
-              <w:jc w:val="center"/>
-            </w:pPr>
-            <w:r>
-              <w:rPr>
-                <w:sz w:val="20"/>
-              </w:rPr>
-              <w:t>100</w:t>
-            </w:r>
-          </w:p>
-        </w:tc>
-        <w:tc>
-          <w:tcPr>
-            <w:tcW w:type="dxa" w:w="1728"/>
-          </w:tcPr>
-          <w:p>
-            <w:pPr>
-              <w:jc w:val="center"/>
-            </w:pPr>
-            <w:r>
-              <w:rPr>
-                <w:sz w:val="20"/>
-              </w:rPr>
-              <w:t>5 000</w:t>
-            </w:r>
-          </w:p>
-        </w:tc>
-        <w:tc>
-          <w:tcPr>
-            <w:tcW w:type="dxa" w:w="1728"/>
-          </w:tcPr>
-          <w:p>
-            <w:pPr>
-              <w:jc w:val="center"/>
-            </w:pPr>
-            <w:r>
-              <w:rPr>
-                <w:sz w:val="20"/>
-              </w:rPr>
-              <w:t>8 500</w:t>
-            </w:r>
-          </w:p>
-        </w:tc>
-        <w:tc>
-          <w:tcPr>
-            <w:tcW w:type="dxa" w:w="1728"/>
-          </w:tcPr>
-          <w:p>
-            <w:pPr>
-              <w:jc w:val="center"/>
-            </w:pPr>
-            <w:r>
-              <w:rPr>
-                <w:sz w:val="20"/>
-              </w:rPr>
-              <w:t>10 000</w:t>
-            </w:r>
-          </w:p>
-        </w:tc>
-      </w:tr>
-    </w:tbl>
-    <w:p/>
-    <w:p>
-      <w:pPr>
-        <w:spacing w:line="360" w:lineRule="auto"/>
-        <w:ind w:firstLine="709"/>
-      </w:pPr>
-      <w:r>
-        <w:t>Помесячная программа первого года с учётом нарастания загрузки и сезонности представлена в таблице 2.13.</w:t>
-      </w:r>
-    </w:p>
-    <w:p>
-      <w:pPr>
-        <w:ind w:firstLine="0"/>
-        <w:jc w:val="center"/>
-      </w:pPr>
-      <w:r>
-        <w:rPr>
-          <w:sz w:val="24"/>
-        </w:rPr>
-        <w:t>Таблица 2.13 - Помесячная производственная программа первого года, м2</w:t>
+        <w:t>Таблица 2.12 - Себестоимость и цена реализации</w:t>
       </w:r>
     </w:p>
     <w:tbl>
@@ -1533,7 +827,7 @@
                 <w:b/>
                 <w:sz w:val="20"/>
               </w:rPr>
-              <w:t>Месяц</w:t>
+              <w:t>Вид продукции</w:t>
             </w:r>
           </w:p>
         </w:tc>
@@ -1550,7 +844,7 @@
                 <w:b/>
                 <w:sz w:val="20"/>
               </w:rPr>
-              <w:t>Загрузка, %</w:t>
+              <w:t>Прямые издержки, руб/м2</w:t>
             </w:r>
           </w:p>
         </w:tc>
@@ -1567,7 +861,7 @@
                 <w:b/>
                 <w:sz w:val="20"/>
               </w:rPr>
-              <w:t>Выпуск, м2</w:t>
+              <w:t>Цена, руб/м2</w:t>
             </w:r>
           </w:p>
         </w:tc>
@@ -1584,7 +878,7 @@
                 <w:b/>
                 <w:sz w:val="20"/>
               </w:rPr>
-              <w:t>Нарастающий итог</w:t>
+              <w:t>Маржа, руб/м2</w:t>
             </w:r>
           </w:p>
         </w:tc>
@@ -1602,171 +896,7 @@
               <w:rPr>
                 <w:sz w:val="20"/>
               </w:rPr>
-              <w:t>Март 2026</w:t>
-            </w:r>
-          </w:p>
-        </w:tc>
-        <w:tc>
-          <w:tcPr>
-            <w:tcW w:type="dxa" w:w="2160"/>
-          </w:tcPr>
-          <w:p>
-            <w:pPr>
-              <w:jc w:val="center"/>
-            </w:pPr>
-            <w:r>
-              <w:rPr>
-                <w:sz w:val="20"/>
-              </w:rPr>
-              <w:t>10</w:t>
-            </w:r>
-          </w:p>
-        </w:tc>
-        <w:tc>
-          <w:tcPr>
-            <w:tcW w:type="dxa" w:w="2160"/>
-          </w:tcPr>
-          <w:p>
-            <w:pPr>
-              <w:jc w:val="center"/>
-            </w:pPr>
-            <w:r>
-              <w:rPr>
-                <w:sz w:val="20"/>
-              </w:rPr>
-              <w:t>80</w:t>
-            </w:r>
-          </w:p>
-        </w:tc>
-        <w:tc>
-          <w:tcPr>
-            <w:tcW w:type="dxa" w:w="2160"/>
-          </w:tcPr>
-          <w:p>
-            <w:pPr>
-              <w:jc w:val="center"/>
-            </w:pPr>
-            <w:r>
-              <w:rPr>
-                <w:sz w:val="20"/>
-              </w:rPr>
-              <w:t>80</w:t>
-            </w:r>
-          </w:p>
-        </w:tc>
-      </w:tr>
-      <w:tr>
-        <w:tc>
-          <w:tcPr>
-            <w:tcW w:type="dxa" w:w="2160"/>
-          </w:tcPr>
-          <w:p>
-            <w:pPr>
-              <w:jc w:val="center"/>
-            </w:pPr>
-            <w:r>
-              <w:rPr>
-                <w:sz w:val="20"/>
-              </w:rPr>
-              <w:t>Апрель 2026</w:t>
-            </w:r>
-          </w:p>
-        </w:tc>
-        <w:tc>
-          <w:tcPr>
-            <w:tcW w:type="dxa" w:w="2160"/>
-          </w:tcPr>
-          <w:p>
-            <w:pPr>
-              <w:jc w:val="center"/>
-            </w:pPr>
-            <w:r>
-              <w:rPr>
-                <w:sz w:val="20"/>
-              </w:rPr>
-              <w:t>15</w:t>
-            </w:r>
-          </w:p>
-        </w:tc>
-        <w:tc>
-          <w:tcPr>
-            <w:tcW w:type="dxa" w:w="2160"/>
-          </w:tcPr>
-          <w:p>
-            <w:pPr>
-              <w:jc w:val="center"/>
-            </w:pPr>
-            <w:r>
-              <w:rPr>
-                <w:sz w:val="20"/>
-              </w:rPr>
-              <w:t>120</w:t>
-            </w:r>
-          </w:p>
-        </w:tc>
-        <w:tc>
-          <w:tcPr>
-            <w:tcW w:type="dxa" w:w="2160"/>
-          </w:tcPr>
-          <w:p>
-            <w:pPr>
-              <w:jc w:val="center"/>
-            </w:pPr>
-            <w:r>
-              <w:rPr>
-                <w:sz w:val="20"/>
-              </w:rPr>
-              <w:t>200</w:t>
-            </w:r>
-          </w:p>
-        </w:tc>
-      </w:tr>
-      <w:tr>
-        <w:tc>
-          <w:tcPr>
-            <w:tcW w:type="dxa" w:w="2160"/>
-          </w:tcPr>
-          <w:p>
-            <w:pPr>
-              <w:jc w:val="center"/>
-            </w:pPr>
-            <w:r>
-              <w:rPr>
-                <w:sz w:val="20"/>
-              </w:rPr>
-              <w:t>Май 2026</w:t>
-            </w:r>
-          </w:p>
-        </w:tc>
-        <w:tc>
-          <w:tcPr>
-            <w:tcW w:type="dxa" w:w="2160"/>
-          </w:tcPr>
-          <w:p>
-            <w:pPr>
-              <w:jc w:val="center"/>
-            </w:pPr>
-            <w:r>
-              <w:rPr>
-                <w:sz w:val="20"/>
-              </w:rPr>
-              <w:t>25</w:t>
-            </w:r>
-          </w:p>
-        </w:tc>
-        <w:tc>
-          <w:tcPr>
-            <w:tcW w:type="dxa" w:w="2160"/>
-          </w:tcPr>
-          <w:p>
-            <w:pPr>
-              <w:jc w:val="center"/>
-            </w:pPr>
-            <w:r>
-              <w:rPr>
-                <w:sz w:val="20"/>
-              </w:rPr>
-              <w:t>200</w:t>
+              <w:t>Квадратная 300x300x40</w:t>
             </w:r>
           </w:p>
         </w:tc>
@@ -1786,8 +916,6 @@
             </w:r>
           </w:p>
         </w:tc>
-      </w:tr>
-      <w:tr>
         <w:tc>
           <w:tcPr>
             <w:tcW w:type="dxa" w:w="2160"/>
@@ -1800,7 +928,7 @@
               <w:rPr>
                 <w:sz w:val="20"/>
               </w:rPr>
-              <w:t>Июнь 2026</w:t>
+              <w:t>950</w:t>
             </w:r>
           </w:p>
         </w:tc>
@@ -1816,39 +944,7 @@
               <w:rPr>
                 <w:sz w:val="20"/>
               </w:rPr>
-              <w:t>35</w:t>
-            </w:r>
-          </w:p>
-        </w:tc>
-        <w:tc>
-          <w:tcPr>
-            <w:tcW w:type="dxa" w:w="2160"/>
-          </w:tcPr>
-          <w:p>
-            <w:pPr>
-              <w:jc w:val="center"/>
-            </w:pPr>
-            <w:r>
-              <w:rPr>
-                <w:sz w:val="20"/>
-              </w:rPr>
-              <w:t>280</w:t>
-            </w:r>
-          </w:p>
-        </w:tc>
-        <w:tc>
-          <w:tcPr>
-            <w:tcW w:type="dxa" w:w="2160"/>
-          </w:tcPr>
-          <w:p>
-            <w:pPr>
-              <w:jc w:val="center"/>
-            </w:pPr>
-            <w:r>
-              <w:rPr>
-                <w:sz w:val="20"/>
-              </w:rPr>
-              <w:t>680</w:t>
+              <w:t>550</w:t>
             </w:r>
           </w:p>
         </w:tc>
@@ -1866,7 +962,7 @@
               <w:rPr>
                 <w:sz w:val="20"/>
               </w:rPr>
-              <w:t>Июль 2026</w:t>
+              <w:t>Квадратная 300x300x60</w:t>
             </w:r>
           </w:p>
         </w:tc>
@@ -1882,7 +978,7 @@
               <w:rPr>
                 <w:sz w:val="20"/>
               </w:rPr>
-              <w:t>40</w:t>
+              <w:t>600</w:t>
             </w:r>
           </w:p>
         </w:tc>
@@ -1898,7 +994,7 @@
               <w:rPr>
                 <w:sz w:val="20"/>
               </w:rPr>
-              <w:t>320</w:t>
+              <w:t>1 150</w:t>
             </w:r>
           </w:p>
         </w:tc>
@@ -1914,7 +1010,7 @@
               <w:rPr>
                 <w:sz w:val="20"/>
               </w:rPr>
-              <w:t>1 000</w:t>
+              <w:t>550</w:t>
             </w:r>
           </w:p>
         </w:tc>
@@ -1932,7 +1028,7 @@
               <w:rPr>
                 <w:sz w:val="20"/>
               </w:rPr>
-              <w:t>Август 2026</w:t>
+              <w:t>Прямоугольная 200x100x60</w:t>
             </w:r>
           </w:p>
         </w:tc>
@@ -1948,7 +1044,7 @@
               <w:rPr>
                 <w:sz w:val="20"/>
               </w:rPr>
-              <w:t>55</w:t>
+              <w:t>600</w:t>
             </w:r>
           </w:p>
         </w:tc>
@@ -1964,7 +1060,7 @@
               <w:rPr>
                 <w:sz w:val="20"/>
               </w:rPr>
-              <w:t>440</w:t>
+              <w:t>1 050</w:t>
             </w:r>
           </w:p>
         </w:tc>
@@ -1980,7 +1076,7 @@
               <w:rPr>
                 <w:sz w:val="20"/>
               </w:rPr>
-              <w:t>1 440</w:t>
+              <w:t>450</w:t>
             </w:r>
           </w:p>
         </w:tc>
@@ -1998,7 +1094,7 @@
               <w:rPr>
                 <w:sz w:val="20"/>
               </w:rPr>
-              <w:t>Сентябрь 2026</w:t>
+              <w:t>Шестигранная 215x240x60</w:t>
             </w:r>
           </w:p>
         </w:tc>
@@ -2014,7 +1110,7 @@
               <w:rPr>
                 <w:sz w:val="20"/>
               </w:rPr>
-              <w:t>60</w:t>
+              <w:t>600</w:t>
             </w:r>
           </w:p>
         </w:tc>
@@ -2030,7 +1126,7 @@
               <w:rPr>
                 <w:sz w:val="20"/>
               </w:rPr>
-              <w:t>480</w:t>
+              <w:t>1 250</w:t>
             </w:r>
           </w:p>
         </w:tc>
@@ -2046,7 +1142,7 @@
               <w:rPr>
                 <w:sz w:val="20"/>
               </w:rPr>
-              <w:t>1 920</w:t>
+              <w:t>650</w:t>
             </w:r>
           </w:p>
         </w:tc>
@@ -2064,7 +1160,7 @@
               <w:rPr>
                 <w:sz w:val="20"/>
               </w:rPr>
-              <w:t>Октябрь 2026</w:t>
+              <w:t>Волна 222x109.5x70</w:t>
             </w:r>
           </w:p>
         </w:tc>
@@ -2080,7 +1176,7 @@
               <w:rPr>
                 <w:sz w:val="20"/>
               </w:rPr>
-              <w:t>65</w:t>
+              <w:t>700</w:t>
             </w:r>
           </w:p>
         </w:tc>
@@ -2096,7 +1192,7 @@
               <w:rPr>
                 <w:sz w:val="20"/>
               </w:rPr>
-              <w:t>520</w:t>
+              <w:t>1 150</w:t>
             </w:r>
           </w:p>
         </w:tc>
@@ -2112,7 +1208,7 @@
               <w:rPr>
                 <w:sz w:val="20"/>
               </w:rPr>
-              <w:t>2 440</w:t>
+              <w:t>450</w:t>
             </w:r>
           </w:p>
         </w:tc>
@@ -2130,7 +1226,7 @@
               <w:rPr>
                 <w:sz w:val="20"/>
               </w:rPr>
-              <w:t>Ноябрь 2026</w:t>
+              <w:t>Газонная решётка 600x400x100</w:t>
             </w:r>
           </w:p>
         </w:tc>
@@ -2146,7 +1242,7 @@
               <w:rPr>
                 <w:sz w:val="20"/>
               </w:rPr>
-              <w:t>55</w:t>
+              <w:t>800</w:t>
             </w:r>
           </w:p>
         </w:tc>
@@ -2162,7 +1258,7 @@
               <w:rPr>
                 <w:sz w:val="20"/>
               </w:rPr>
-              <w:t>440</w:t>
+              <w:t>1 600</w:t>
             </w:r>
           </w:p>
         </w:tc>
@@ -2178,270 +1274,7 @@
               <w:rPr>
                 <w:sz w:val="20"/>
               </w:rPr>
-              <w:t>2 880</w:t>
-            </w:r>
-          </w:p>
-        </w:tc>
-      </w:tr>
-      <w:tr>
-        <w:tc>
-          <w:tcPr>
-            <w:tcW w:type="dxa" w:w="2160"/>
-          </w:tcPr>
-          <w:p>
-            <w:pPr>
-              <w:jc w:val="center"/>
-            </w:pPr>
-            <w:r>
-              <w:rPr>
-                <w:sz w:val="20"/>
-              </w:rPr>
-              <w:t>Декабрь 2026</w:t>
-            </w:r>
-          </w:p>
-        </w:tc>
-        <w:tc>
-          <w:tcPr>
-            <w:tcW w:type="dxa" w:w="2160"/>
-          </w:tcPr>
-          <w:p>
-            <w:pPr>
-              <w:jc w:val="center"/>
-            </w:pPr>
-            <w:r>
-              <w:rPr>
-                <w:sz w:val="20"/>
-              </w:rPr>
-              <w:t>45</w:t>
-            </w:r>
-          </w:p>
-        </w:tc>
-        <w:tc>
-          <w:tcPr>
-            <w:tcW w:type="dxa" w:w="2160"/>
-          </w:tcPr>
-          <w:p>
-            <w:pPr>
-              <w:jc w:val="center"/>
-            </w:pPr>
-            <w:r>
-              <w:rPr>
-                <w:sz w:val="20"/>
-              </w:rPr>
-              <w:t>360</w:t>
-            </w:r>
-          </w:p>
-        </w:tc>
-        <w:tc>
-          <w:tcPr>
-            <w:tcW w:type="dxa" w:w="2160"/>
-          </w:tcPr>
-          <w:p>
-            <w:pPr>
-              <w:jc w:val="center"/>
-            </w:pPr>
-            <w:r>
-              <w:rPr>
-                <w:sz w:val="20"/>
-              </w:rPr>
-              <w:t>3 240</w:t>
-            </w:r>
-          </w:p>
-        </w:tc>
-      </w:tr>
-      <w:tr>
-        <w:tc>
-          <w:tcPr>
-            <w:tcW w:type="dxa" w:w="2160"/>
-          </w:tcPr>
-          <w:p>
-            <w:pPr>
-              <w:jc w:val="center"/>
-            </w:pPr>
-            <w:r>
-              <w:rPr>
-                <w:sz w:val="20"/>
-              </w:rPr>
-              <w:t>Январь 2027</w:t>
-            </w:r>
-          </w:p>
-        </w:tc>
-        <w:tc>
-          <w:tcPr>
-            <w:tcW w:type="dxa" w:w="2160"/>
-          </w:tcPr>
-          <w:p>
-            <w:pPr>
-              <w:jc w:val="center"/>
-            </w:pPr>
-            <w:r>
-              <w:rPr>
-                <w:sz w:val="20"/>
-              </w:rPr>
-              <w:t>40</w:t>
-            </w:r>
-          </w:p>
-        </w:tc>
-        <w:tc>
-          <w:tcPr>
-            <w:tcW w:type="dxa" w:w="2160"/>
-          </w:tcPr>
-          <w:p>
-            <w:pPr>
-              <w:jc w:val="center"/>
-            </w:pPr>
-            <w:r>
-              <w:rPr>
-                <w:sz w:val="20"/>
-              </w:rPr>
-              <w:t>320</w:t>
-            </w:r>
-          </w:p>
-        </w:tc>
-        <w:tc>
-          <w:tcPr>
-            <w:tcW w:type="dxa" w:w="2160"/>
-          </w:tcPr>
-          <w:p>
-            <w:pPr>
-              <w:jc w:val="center"/>
-            </w:pPr>
-            <w:r>
-              <w:rPr>
-                <w:sz w:val="20"/>
-              </w:rPr>
-              <w:t>3 560</w:t>
-            </w:r>
-          </w:p>
-        </w:tc>
-      </w:tr>
-      <w:tr>
-        <w:tc>
-          <w:tcPr>
-            <w:tcW w:type="dxa" w:w="2160"/>
-          </w:tcPr>
-          <w:p>
-            <w:pPr>
-              <w:jc w:val="center"/>
-            </w:pPr>
-            <w:r>
-              <w:rPr>
-                <w:sz w:val="20"/>
-              </w:rPr>
-              <w:t>Февраль 2027</w:t>
-            </w:r>
-          </w:p>
-        </w:tc>
-        <w:tc>
-          <w:tcPr>
-            <w:tcW w:type="dxa" w:w="2160"/>
-          </w:tcPr>
-          <w:p>
-            <w:pPr>
-              <w:jc w:val="center"/>
-            </w:pPr>
-            <w:r>
-              <w:rPr>
-                <w:sz w:val="20"/>
-              </w:rPr>
-              <w:t>45</w:t>
-            </w:r>
-          </w:p>
-        </w:tc>
-        <w:tc>
-          <w:tcPr>
-            <w:tcW w:type="dxa" w:w="2160"/>
-          </w:tcPr>
-          <w:p>
-            <w:pPr>
-              <w:jc w:val="center"/>
-            </w:pPr>
-            <w:r>
-              <w:rPr>
-                <w:sz w:val="20"/>
-              </w:rPr>
-              <w:t>360</w:t>
-            </w:r>
-          </w:p>
-        </w:tc>
-        <w:tc>
-          <w:tcPr>
-            <w:tcW w:type="dxa" w:w="2160"/>
-          </w:tcPr>
-          <w:p>
-            <w:pPr>
-              <w:jc w:val="center"/>
-            </w:pPr>
-            <w:r>
-              <w:rPr>
-                <w:sz w:val="20"/>
-              </w:rPr>
-              <w:t>3 920</w:t>
-            </w:r>
-          </w:p>
-        </w:tc>
-      </w:tr>
-      <w:tr>
-        <w:tc>
-          <w:tcPr>
-            <w:tcW w:type="dxa" w:w="2160"/>
-          </w:tcPr>
-          <w:p>
-            <w:pPr>
-              <w:jc w:val="center"/>
-            </w:pPr>
-            <w:r>
-              <w:rPr>
-                <w:sz w:val="20"/>
-              </w:rPr>
-              <w:t>Допр. (корр.)</w:t>
-            </w:r>
-          </w:p>
-        </w:tc>
-        <w:tc>
-          <w:tcPr>
-            <w:tcW w:type="dxa" w:w="2160"/>
-          </w:tcPr>
-          <w:p>
-            <w:pPr>
-              <w:jc w:val="center"/>
-            </w:pPr>
-            <w:r>
-              <w:rPr>
-                <w:sz w:val="20"/>
-              </w:rPr>
-            </w:r>
-          </w:p>
-        </w:tc>
-        <w:tc>
-          <w:tcPr>
-            <w:tcW w:type="dxa" w:w="2160"/>
-          </w:tcPr>
-          <w:p>
-            <w:pPr>
-              <w:jc w:val="center"/>
-            </w:pPr>
-            <w:r>
-              <w:rPr>
-                <w:sz w:val="20"/>
-              </w:rPr>
-              <w:t>1 080</w:t>
-            </w:r>
-          </w:p>
-        </w:tc>
-        <w:tc>
-          <w:tcPr>
-            <w:tcW w:type="dxa" w:w="2160"/>
-          </w:tcPr>
-          <w:p>
-            <w:pPr>
-              <w:jc w:val="center"/>
-            </w:pPr>
-            <w:r>
-              <w:rPr>
-                <w:sz w:val="20"/>
-              </w:rPr>
-              <w:t>5 000</w:t>
+              <w:t>800</w:t>
             </w:r>
           </w:p>
         </w:tc>
@@ -2454,7 +1287,7 @@
         <w:ind w:firstLine="709"/>
       </w:pPr>
       <w:r>
-        <w:t>Примечание: строка «Допр.» отражает корректировку за счёт увеличения объёмов в пиковые месяцы (май-октябрь) сверх указанных базовых значений для достижения годового итога 5 000 м2.</w:t>
+        <w:t>Маржа варьируется от 450 до 800 руб/м2. Средневзвешенная ~520-550 руб/м2.</w:t>
       </w:r>
     </w:p>
     <w:p>
@@ -2463,7 +1296,7 @@
         <w:ind w:firstLine="709"/>
       </w:pPr>
       <w:r>
-        <w:t>Сезонность спроса сглаживается стратегией «производства на склад»: в зимние месяцы изготавливаются типовые позиции, накопленный запас реализуется в весенний пик [10].</w:t>
+        <w:t>Постоянные расходы предприятия (из PE, ежемесячно): аренда цеха и склада — 90 000 руб.; электроэнергия, вода и ТБО — 60 000 руб.; интернет, связь, канцелярия — 10 000 руб.; техобслуживание оборудования — 30 000 руб.; реклама и продвижение — 25 000 руб.; ФОТ персонала — 360 000 руб. Итого постоянные расходы — 575 000 руб/мес.</w:t>
       </w:r>
     </w:p>
     <w:p>
@@ -2472,7 +1305,25 @@
         <w:ind w:firstLine="709"/>
       </w:pPr>
       <w:r>
-        <w:t>Таким образом, производственная программа предусматривает выход на проектную мощность за три года: от 5 000 м2 до 10 000 м2 (93% от эффективной мощности). Расчёт потребности в ресурсах выполняется в параграфе 2.5.</w:t>
+        <w:t>При средневзвешенной марже ~530 руб/м2 точка безубыточности по объёму составляет: 575 000 / 530 = ~1 085 м2/мес. Данный порог достигается уже в первые месяцы продаж (объём продаж от 750 м2/мес с быстрым нарастанием до 1 500 м2/мес), что подтверждает реализуемость проекта.</w:t>
+      </w:r>
+    </w:p>
+    <w:p>
+      <w:pPr>
+        <w:spacing w:line="360" w:lineRule="auto"/>
+        <w:ind w:firstLine="709"/>
+      </w:pPr>
+      <w:r>
+        <w:t>Сезонность спроса (пик апрель-октябрь, спад зимой на 40-60%) учтена в PE через опцию «Сезонность» [10]. Для сглаживания колебаний применяется стратегия «производства на склад» в зимний период.</w:t>
+      </w:r>
+    </w:p>
+    <w:p>
+      <w:pPr>
+        <w:spacing w:line="360" w:lineRule="auto"/>
+        <w:ind w:firstLine="709"/>
+      </w:pPr>
+      <w:r>
+        <w:t>Таким образом, производственная программа предусматривает выход на полную мощность ко второму году при объёмах 1 500-2 300 м2/мес. Шесть видов продукции с маржинальностью 450-800 руб/м2 обеспечивают диверсификацию выручки. Расчёт потребности в ресурсах — в параграфе 2.5.</w:t>
       </w:r>
     </w:p>
     <w:sectPr>
